--- a/build/manuscript_editable.docx
+++ b/build/manuscript_editable.docx
@@ -88,9 +88,523 @@
     </w:p>
     <w:p>
       <w:r>
-        <w:t>Existing Qur'anic speech resources differ considerably in scale, speaker diversity, recording conditions, annotation granularity and intended use. Verse-level repositories such as EveryAyah [everyayah] link recordings to verses but provide no temporal Tajweed annotation. The Tarteel dataset [khan2023tarteel] contributes about 25,000 verse recordings (67.39 h) from more than 1,200 speakers under realistic conditions, yet its annotations link audio to text rather than to rule realisations. Ar-DAD [ardad] (15,810 clips from 30 reciters plus 397 imitator recordings) targets speaker identification; QDAT [qdat] provides expert judgements on three rules from over 150 readers but with narrow coverage and heterogeneous recordings; and a crowdsourced corpus of about 7,000 recitations from 1,287 participants [quranicaudiocrowd] offers only category-level labels (crowd accuracy 0.77, inter-rater agreement 0.63). Large-scale ASR corpora-581,216 ayah recordings ( 2,882 h, 44 reciters) [quranrecitationsasr] and the 263,263-recording Quran-Ayah-Corpus with speaker-disjoint partitions [quranayahcorpus]- prioritise transcription over pronunciation correctness. Transmission-aware resources are more recent: the Annotated Quranic Qira'at Dataset [smail2024aqqd] adds qira'at and phonetic-variation metadata to 24,183 recordings from 309 reciters, and Riwaya-ID [riwayaid] separates Warsh from Hafs with 82% accuracy using wav2vec 2.0 [baevski2020wav2vec] and Whisper [radford2023whisper]. Collectively these resources trade lexical and speaker coverage against rule-level, temporally localised supervision, so corpus size alone cannot satisfy the requirements of automatic Tajweed recognition.</w:t>
+        <w:t>Existing Qur'anic speech resources differ considerably in scale, speaker diversity, recording conditions, annotation granularity and intended use (Table &lt;tab:corpora&gt;). Verse-level repositories such as EveryAyah [everyayah] link recordings to verses but provide no temporal Tajweed annotation, and the large-scale ASR corpora-the 581,216-recording Quran Recitations corpus [quranrecitationsasr] and the speaker-disjoint Quran-Ayah-Corpus [quranayahcorpus]-prioritise transcription over pronunciation correctness. Diversity-oriented resources (Tarteel [khan2023tarteel], Ar-DAD [ardad], QDAT [qdat] and the crowdsourced corpus of non-Arabic-speaking reciters [quranicaudiocrowd]) contribute speakers, realistic conditions or expert judgements, but only text- or category-level supervision. Transmission-aware resources are the most recent step: AQQD [smail2024aqqd] adds qira'at and phonetic-variation metadata and Riwaya-ID [riwayaid] separates Warsh from Hafs with 82% accuracy using wav2vec 2.0 [baevski2020wav2vec] and Whisper [radford2023whisper], yet neither provides temporally localised rule labels. Collectively these resources trade lexical and speaker coverage against rule-level supervision, so corpus size alone cannot satisfy the requirements of automatic Tajweed recognition.</w:t>
       </w:r>
     </w:p>
+    <w:p>
+      <w:pPr>
+        <w:pStyle w:val="Heading3"/>
+      </w:pPr>
+      <w:r>
+        <w:t>Comparison of Qur'anic speech resources. "Rule-level temporal labels" indicates whether the resource localises individual Tajweed phenomena in time.</w:t>
+      </w:r>
+    </w:p>
+    <w:tbl>
+      <w:tblPr>
+        <w:tblStyle w:val="TableGrid"/>
+        <w:tblW w:type="auto" w:w="0"/>
+        <w:tblLook w:firstColumn="1" w:firstRow="1" w:lastColumn="0" w:lastRow="0" w:noHBand="0" w:noVBand="1" w:val="04A0"/>
+      </w:tblPr>
+      <w:tblGrid>
+        <w:gridCol w:w="192"/>
+        <w:gridCol w:w="192"/>
+        <w:gridCol w:w="192"/>
+        <w:gridCol w:w="192"/>
+        <w:gridCol w:w="192"/>
+        <w:gridCol w:w="192"/>
+        <w:gridCol w:w="192"/>
+        <w:gridCol w:w="192"/>
+        <w:gridCol w:w="192"/>
+        <w:gridCol w:w="192"/>
+        <w:gridCol w:w="192"/>
+        <w:gridCol w:w="192"/>
+        <w:gridCol w:w="192"/>
+        <w:gridCol w:w="192"/>
+        <w:gridCol w:w="192"/>
+        <w:gridCol w:w="192"/>
+        <w:gridCol w:w="192"/>
+        <w:gridCol w:w="192"/>
+        <w:gridCol w:w="192"/>
+        <w:gridCol w:w="192"/>
+        <w:gridCol w:w="192"/>
+        <w:gridCol w:w="192"/>
+        <w:gridCol w:w="192"/>
+        <w:gridCol w:w="192"/>
+        <w:gridCol w:w="192"/>
+        <w:gridCol w:w="192"/>
+        <w:gridCol w:w="192"/>
+        <w:gridCol w:w="192"/>
+        <w:gridCol w:w="192"/>
+        <w:gridCol w:w="192"/>
+        <w:gridCol w:w="192"/>
+        <w:gridCol w:w="192"/>
+        <w:gridCol w:w="192"/>
+        <w:gridCol w:w="192"/>
+        <w:gridCol w:w="192"/>
+        <w:gridCol w:w="192"/>
+        <w:gridCol w:w="192"/>
+        <w:gridCol w:w="192"/>
+        <w:gridCol w:w="192"/>
+        <w:gridCol w:w="192"/>
+        <w:gridCol w:w="192"/>
+        <w:gridCol w:w="192"/>
+        <w:gridCol w:w="192"/>
+        <w:gridCol w:w="192"/>
+        <w:gridCol w:w="192"/>
+      </w:tblGrid>
+      <w:tr>
+        <w:tc>
+          <w:tcPr>
+            <w:tcW w:type="dxa" w:w="192"/>
+          </w:tcPr>
+          <w:p>
+            <w:r>
+              <w:t>Resource</w:t>
+            </w:r>
+          </w:p>
+        </w:tc>
+        <w:tc>
+          <w:tcPr>
+            <w:tcW w:type="dxa" w:w="192"/>
+          </w:tcPr>
+          <w:p>
+            <w:r>
+              <w:t>Recordings</w:t>
+            </w:r>
+          </w:p>
+        </w:tc>
+        <w:tc>
+          <w:tcPr>
+            <w:tcW w:type="dxa" w:w="192"/>
+          </w:tcPr>
+          <w:p>
+            <w:r>
+              <w:t>Speakers</w:t>
+            </w:r>
+          </w:p>
+        </w:tc>
+        <w:tc>
+          <w:tcPr>
+            <w:tcW w:type="dxa" w:w="192"/>
+          </w:tcPr>
+          <w:p>
+            <w:r>
+              <w:t>Supervision</w:t>
+            </w:r>
+          </w:p>
+        </w:tc>
+        <w:tc>
+          <w:tcPr>
+            <w:tcW w:type="dxa" w:w="192"/>
+          </w:tcPr>
+          <w:p>
+            <w:r>
+              <w:t>Rule-level \ EveryAyah [everyayah]</w:t>
+            </w:r>
+          </w:p>
+        </w:tc>
+        <w:tc>
+          <w:tcPr>
+            <w:tcW w:type="dxa" w:w="192"/>
+          </w:tcPr>
+          <w:p>
+            <w:r>
+              <w:t>verse-level</w:t>
+            </w:r>
+          </w:p>
+        </w:tc>
+        <w:tc>
+          <w:tcPr>
+            <w:tcW w:type="dxa" w:w="192"/>
+          </w:tcPr>
+          <w:p>
+            <w:r>
+              <w:t>professional</w:t>
+            </w:r>
+          </w:p>
+        </w:tc>
+        <w:tc>
+          <w:tcPr>
+            <w:tcW w:type="dxa" w:w="192"/>
+          </w:tcPr>
+          <w:p>
+            <w:r>
+              <w:t>verse-audio link</w:t>
+            </w:r>
+          </w:p>
+        </w:tc>
+        <w:tc>
+          <w:tcPr>
+            <w:tcW w:type="dxa" w:w="192"/>
+          </w:tcPr>
+          <w:p>
+            <w:r>
+              <w:t>no \ Tarteel [khan2023tarteel]</w:t>
+            </w:r>
+          </w:p>
+        </w:tc>
+        <w:tc>
+          <w:tcPr>
+            <w:tcW w:type="dxa" w:w="192"/>
+          </w:tcPr>
+          <w:p>
+            <w:r>
+              <w:t>25,000 (67.39 h)</w:t>
+            </w:r>
+          </w:p>
+        </w:tc>
+        <w:tc>
+          <w:tcPr>
+            <w:tcW w:type="dxa" w:w="192"/>
+          </w:tcPr>
+          <w:p>
+            <w:r>
+              <w:t>&gt; 1,200</w:t>
+            </w:r>
+          </w:p>
+        </w:tc>
+        <w:tc>
+          <w:tcPr>
+            <w:tcW w:type="dxa" w:w="192"/>
+          </w:tcPr>
+          <w:p>
+            <w:r>
+              <w:t>audio-text</w:t>
+            </w:r>
+          </w:p>
+        </w:tc>
+        <w:tc>
+          <w:tcPr>
+            <w:tcW w:type="dxa" w:w="192"/>
+          </w:tcPr>
+          <w:p>
+            <w:r>
+              <w:t>no \ Ar-DAD [ardad]</w:t>
+            </w:r>
+          </w:p>
+        </w:tc>
+        <w:tc>
+          <w:tcPr>
+            <w:tcW w:type="dxa" w:w="192"/>
+          </w:tcPr>
+          <w:p>
+            <w:r>
+              <w:t>15,810 + 397</w:t>
+            </w:r>
+          </w:p>
+        </w:tc>
+        <w:tc>
+          <w:tcPr>
+            <w:tcW w:type="dxa" w:w="192"/>
+          </w:tcPr>
+          <w:p>
+            <w:r>
+              <w:t>30 + 12</w:t>
+            </w:r>
+          </w:p>
+        </w:tc>
+        <w:tc>
+          <w:tcPr>
+            <w:tcW w:type="dxa" w:w="192"/>
+          </w:tcPr>
+          <w:p>
+            <w:r>
+              <w:t>reciter identity</w:t>
+            </w:r>
+          </w:p>
+        </w:tc>
+        <w:tc>
+          <w:tcPr>
+            <w:tcW w:type="dxa" w:w="192"/>
+          </w:tcPr>
+          <w:p>
+            <w:r>
+              <w:t>no \ QDAT [qdat]</w:t>
+            </w:r>
+          </w:p>
+        </w:tc>
+        <w:tc>
+          <w:tcPr>
+            <w:tcW w:type="dxa" w:w="192"/>
+          </w:tcPr>
+          <w:p>
+            <w:r>
+              <w:t>&gt; 1,500</w:t>
+            </w:r>
+          </w:p>
+        </w:tc>
+        <w:tc>
+          <w:tcPr>
+            <w:tcW w:type="dxa" w:w="192"/>
+          </w:tcPr>
+          <w:p>
+            <w:r>
+              <w:t>&gt; 150</w:t>
+            </w:r>
+          </w:p>
+        </w:tc>
+        <w:tc>
+          <w:tcPr>
+            <w:tcW w:type="dxa" w:w="192"/>
+          </w:tcPr>
+          <w:p>
+            <w:r>
+              <w:t>3 rules, expert</w:t>
+            </w:r>
+          </w:p>
+        </w:tc>
+        <w:tc>
+          <w:tcPr>
+            <w:tcW w:type="dxa" w:w="192"/>
+          </w:tcPr>
+          <w:p>
+            <w:r>
+              <w:t>categorical \ Crowdsourced [quranicaudiocrowd]</w:t>
+            </w:r>
+          </w:p>
+        </w:tc>
+        <w:tc>
+          <w:tcPr>
+            <w:tcW w:type="dxa" w:w="192"/>
+          </w:tcPr>
+          <w:p>
+            <w:r>
+              <w:t>7,000 (1,166 ann.)</w:t>
+            </w:r>
+          </w:p>
+        </w:tc>
+        <w:tc>
+          <w:tcPr>
+            <w:tcW w:type="dxa" w:w="192"/>
+          </w:tcPr>
+          <w:p>
+            <w:r>
+              <w:t>1,287</w:t>
+            </w:r>
+          </w:p>
+        </w:tc>
+        <w:tc>
+          <w:tcPr>
+            <w:tcW w:type="dxa" w:w="192"/>
+          </w:tcPr>
+          <w:p>
+            <w:r>
+              <w:t>6 categories</w:t>
+            </w:r>
+          </w:p>
+        </w:tc>
+        <w:tc>
+          <w:tcPr>
+            <w:tcW w:type="dxa" w:w="192"/>
+          </w:tcPr>
+          <w:p>
+            <w:r>
+              <w:t>categorical \ Quran Recitations [quranrecitationsasr]</w:t>
+            </w:r>
+          </w:p>
+        </w:tc>
+        <w:tc>
+          <w:tcPr>
+            <w:tcW w:type="dxa" w:w="192"/>
+          </w:tcPr>
+          <w:p>
+            <w:r>
+              <w:t>581,216 ( 2,882 h)</w:t>
+            </w:r>
+          </w:p>
+        </w:tc>
+        <w:tc>
+          <w:tcPr>
+            <w:tcW w:type="dxa" w:w="192"/>
+          </w:tcPr>
+          <w:p>
+            <w:r>
+              <w:t>44</w:t>
+            </w:r>
+          </w:p>
+        </w:tc>
+        <w:tc>
+          <w:tcPr>
+            <w:tcW w:type="dxa" w:w="192"/>
+          </w:tcPr>
+          <w:p>
+            <w:r>
+              <w:t>transcript</w:t>
+            </w:r>
+          </w:p>
+        </w:tc>
+        <w:tc>
+          <w:tcPr>
+            <w:tcW w:type="dxa" w:w="192"/>
+          </w:tcPr>
+          <w:p>
+            <w:r>
+              <w:t>no \ Quran-Ayah-Corpus [quranayahcorpus]</w:t>
+            </w:r>
+          </w:p>
+        </w:tc>
+        <w:tc>
+          <w:tcPr>
+            <w:tcW w:type="dxa" w:w="192"/>
+          </w:tcPr>
+          <w:p>
+            <w:r>
+              <w:t>263,263</w:t>
+            </w:r>
+          </w:p>
+        </w:tc>
+        <w:tc>
+          <w:tcPr>
+            <w:tcW w:type="dxa" w:w="192"/>
+          </w:tcPr>
+          <w:p>
+            <w:r>
+              <w:t>44</w:t>
+            </w:r>
+          </w:p>
+        </w:tc>
+        <w:tc>
+          <w:tcPr>
+            <w:tcW w:type="dxa" w:w="192"/>
+          </w:tcPr>
+          <w:p>
+            <w:r>
+              <w:t>transcript, disjoint splits</w:t>
+            </w:r>
+          </w:p>
+        </w:tc>
+        <w:tc>
+          <w:tcPr>
+            <w:tcW w:type="dxa" w:w="192"/>
+          </w:tcPr>
+          <w:p>
+            <w:r>
+              <w:t>no \ AQQD [smail2024aqqd]</w:t>
+            </w:r>
+          </w:p>
+        </w:tc>
+        <w:tc>
+          <w:tcPr>
+            <w:tcW w:type="dxa" w:w="192"/>
+          </w:tcPr>
+          <w:p>
+            <w:r>
+              <w:t>24,183</w:t>
+            </w:r>
+          </w:p>
+        </w:tc>
+        <w:tc>
+          <w:tcPr>
+            <w:tcW w:type="dxa" w:w="192"/>
+          </w:tcPr>
+          <w:p>
+            <w:r>
+              <w:t>309</w:t>
+            </w:r>
+          </w:p>
+        </w:tc>
+        <w:tc>
+          <w:tcPr>
+            <w:tcW w:type="dxa" w:w="192"/>
+          </w:tcPr>
+          <w:p>
+            <w:r>
+              <w:t>qira'at metadata</w:t>
+            </w:r>
+          </w:p>
+        </w:tc>
+        <w:tc>
+          <w:tcPr>
+            <w:tcW w:type="dxa" w:w="192"/>
+          </w:tcPr>
+          <w:p>
+            <w:r>
+              <w:t>partial \ Riwaya-ID [riwayaid]</w:t>
+            </w:r>
+          </w:p>
+        </w:tc>
+        <w:tc>
+          <w:tcPr>
+            <w:tcW w:type="dxa" w:w="192"/>
+          </w:tcPr>
+          <w:p>
+            <w:r>
+              <w:t>&gt; 700 h</w:t>
+            </w:r>
+          </w:p>
+        </w:tc>
+        <w:tc>
+          <w:tcPr>
+            <w:tcW w:type="dxa" w:w="192"/>
+          </w:tcPr>
+          <w:p>
+            <w:r>
+              <w:t>-</w:t>
+            </w:r>
+          </w:p>
+        </w:tc>
+        <w:tc>
+          <w:tcPr>
+            <w:tcW w:type="dxa" w:w="192"/>
+          </w:tcPr>
+          <w:p>
+            <w:r>
+              <w:t>riwayah label (82%)</w:t>
+            </w:r>
+          </w:p>
+        </w:tc>
+        <w:tc>
+          <w:tcPr>
+            <w:tcW w:type="dxa" w:w="192"/>
+          </w:tcPr>
+          <w:p>
+            <w:r>
+              <w:t>no \ Ours</w:t>
+            </w:r>
+          </w:p>
+        </w:tc>
+        <w:tc>
+          <w:tcPr>
+            <w:tcW w:type="dxa" w:w="192"/>
+          </w:tcPr>
+          <w:p>
+            <w:r>
+              <w:t>7,998 (11.17 h)</w:t>
+            </w:r>
+          </w:p>
+        </w:tc>
+        <w:tc>
+          <w:tcPr>
+            <w:tcW w:type="dxa" w:w="192"/>
+          </w:tcPr>
+          <w:p>
+            <w:r>
+              <w:t>15</w:t>
+            </w:r>
+          </w:p>
+        </w:tc>
+        <w:tc>
+          <w:tcPr>
+            <w:tcW w:type="dxa" w:w="192"/>
+          </w:tcPr>
+          <w:p>
+            <w:r>
+              <w:t>rule-level, expert-verified</w:t>
+            </w:r>
+          </w:p>
+        </w:tc>
+        <w:tc>
+          <w:tcPr>
+            <w:tcW w:type="dxa" w:w="192"/>
+          </w:tcPr>
+          <w:p>
+            <w:r>
+              <w:t>yes \</w:t>
+            </w:r>
+          </w:p>
+        </w:tc>
+      </w:tr>
+    </w:tbl>
     <w:p>
       <w:pPr>
         <w:pStyle w:val="Heading2"/>
@@ -101,9 +615,534 @@
     </w:p>
     <w:p>
       <w:r>
-        <w:t>Acoustic Tajweed assessment began with phoneme-duration analysis of Madd and Ghunnah from ten reciters [mohammed2018madd], showing temporal cues to be interpretable but rate-sensitive. Qalqalah has received particular attention, from MFCC representations with vector quantisation [qalqalahvq] to multilayer perceptrons for Qalqalah Kubra [qalqalahmlp]. Smartajweed [alagrami2021smartajweed] cast recognition as several binary acoustic problems (Idgham Meem, Ikhfaa Meem, Tafkheem Lam, Tarqeeq Lam) with filter-bank features and radial-basis-function SVMs, reporting 99% validation accuracy under restricted conditions. Convolutional networks with MFCC inputs reached 90.8% validation accuracy for Qalqalah from 3,322 samples of four professional reciters [omran2023cnn], while recurrent models on QDAT reported 77.0%, 59.4% and 66.1% for Al-Madd al-Munfasil, Al-Ghunnah al-Mushaddadah and Al-Ikhfaa [alahjal2023lstm]. Hybrid pipelines combine ASR and forced alignment with a dedicated classifier: TajweedAI [tajweedai] reached 100% accuracy internally but 57.14% externally, showing that controlled-condition performance does not imply robust generalisation. Two conclusions recur: Tajweed phenomena are not equally separable acoustically, and accuracy alone is insufficient under class imbalance. Idgham and Qalqalah nonetheless remain fragmented across datasets, features and protocols, with no unified framework spanning multiple reciters and traditions.</w:t>
+        <w:t>Acoustic Tajweed assessment began with phoneme-duration analysis of Madd and Ghunnah [mohammed2018madd] and progressed through MFCC-based statistical and neural classifiers for Qalqalah [qalqalahvq,qalqalahmlp], binary SVM formulations [alagrami2021smartajweed], convolutional [omran2023cnn] and recurrent [alahjal2023lstm] models, and hybrid ASR-classification pipelines [tajweedai] (Table &lt;tab:systems&gt;). Three conclusions recur across these settings: Tajweed phenomena are not equally separable acoustically; accuracy alone is insufficient under class imbalance; and performance obtained under controlled conditions does not imply robust generalisation to unseen speakers, recordings or riwayat. Idgham and Qalqalah nonetheless remain fragmented across datasets, feature representations and evaluation protocols, with no unified framework spanning multiple reciters and transmission traditions.</w:t>
       </w:r>
     </w:p>
+    <w:p>
+      <w:pPr>
+        <w:pStyle w:val="Heading3"/>
+      </w:pPr>
+      <w:r>
+        <w:t>Prior automatic Tajweed recognition systems compared with the present study. Acc. = accuracy; val. = validation.</w:t>
+      </w:r>
+    </w:p>
+    <w:tbl>
+      <w:tblPr>
+        <w:tblStyle w:val="TableGrid"/>
+        <w:tblW w:type="auto" w:w="0"/>
+        <w:tblLook w:firstColumn="1" w:firstRow="1" w:lastColumn="0" w:lastRow="0" w:noHBand="0" w:noVBand="1" w:val="04A0"/>
+      </w:tblPr>
+      <w:tblGrid>
+        <w:gridCol w:w="188"/>
+        <w:gridCol w:w="188"/>
+        <w:gridCol w:w="188"/>
+        <w:gridCol w:w="188"/>
+        <w:gridCol w:w="188"/>
+        <w:gridCol w:w="188"/>
+        <w:gridCol w:w="188"/>
+        <w:gridCol w:w="188"/>
+        <w:gridCol w:w="188"/>
+        <w:gridCol w:w="188"/>
+        <w:gridCol w:w="188"/>
+        <w:gridCol w:w="188"/>
+        <w:gridCol w:w="188"/>
+        <w:gridCol w:w="188"/>
+        <w:gridCol w:w="188"/>
+        <w:gridCol w:w="188"/>
+        <w:gridCol w:w="188"/>
+        <w:gridCol w:w="188"/>
+        <w:gridCol w:w="188"/>
+        <w:gridCol w:w="188"/>
+        <w:gridCol w:w="188"/>
+        <w:gridCol w:w="188"/>
+        <w:gridCol w:w="188"/>
+        <w:gridCol w:w="188"/>
+        <w:gridCol w:w="188"/>
+        <w:gridCol w:w="188"/>
+        <w:gridCol w:w="188"/>
+        <w:gridCol w:w="188"/>
+        <w:gridCol w:w="188"/>
+        <w:gridCol w:w="188"/>
+        <w:gridCol w:w="188"/>
+        <w:gridCol w:w="188"/>
+        <w:gridCol w:w="188"/>
+        <w:gridCol w:w="188"/>
+        <w:gridCol w:w="188"/>
+        <w:gridCol w:w="188"/>
+        <w:gridCol w:w="188"/>
+        <w:gridCol w:w="188"/>
+        <w:gridCol w:w="188"/>
+        <w:gridCol w:w="188"/>
+        <w:gridCol w:w="188"/>
+        <w:gridCol w:w="188"/>
+        <w:gridCol w:w="188"/>
+        <w:gridCol w:w="188"/>
+        <w:gridCol w:w="188"/>
+        <w:gridCol w:w="188"/>
+      </w:tblGrid>
+      <w:tr>
+        <w:tc>
+          <w:tcPr>
+            <w:tcW w:type="dxa" w:w="188"/>
+          </w:tcPr>
+          <w:p>
+            <w:r>
+              <w:t>Study</w:t>
+            </w:r>
+          </w:p>
+        </w:tc>
+        <w:tc>
+          <w:tcPr>
+            <w:tcW w:type="dxa" w:w="188"/>
+          </w:tcPr>
+          <w:p>
+            <w:r>
+              <w:t>Rules</w:t>
+            </w:r>
+          </w:p>
+        </w:tc>
+        <w:tc>
+          <w:tcPr>
+            <w:tcW w:type="dxa" w:w="188"/>
+          </w:tcPr>
+          <w:p>
+            <w:r>
+              <w:t>Representation</w:t>
+            </w:r>
+          </w:p>
+        </w:tc>
+        <w:tc>
+          <w:tcPr>
+            <w:tcW w:type="dxa" w:w="188"/>
+          </w:tcPr>
+          <w:p>
+            <w:r>
+              <w:t>Model</w:t>
+            </w:r>
+          </w:p>
+        </w:tc>
+        <w:tc>
+          <w:tcPr>
+            <w:tcW w:type="dxa" w:w="188"/>
+          </w:tcPr>
+          <w:p>
+            <w:r>
+              <w:t>Data</w:t>
+            </w:r>
+          </w:p>
+        </w:tc>
+        <w:tc>
+          <w:tcPr>
+            <w:tcW w:type="dxa" w:w="188"/>
+          </w:tcPr>
+          <w:p>
+            <w:r>
+              <w:t>Reported result \ Mohammed et al. [mohammed2018madd]</w:t>
+            </w:r>
+          </w:p>
+        </w:tc>
+        <w:tc>
+          <w:tcPr>
+            <w:tcW w:type="dxa" w:w="188"/>
+          </w:tcPr>
+          <w:p>
+            <w:r>
+              <w:t>Madd, Ghunnah</w:t>
+            </w:r>
+          </w:p>
+        </w:tc>
+        <w:tc>
+          <w:tcPr>
+            <w:tcW w:type="dxa" w:w="188"/>
+          </w:tcPr>
+          <w:p>
+            <w:r>
+              <w:t>duration</w:t>
+            </w:r>
+          </w:p>
+        </w:tc>
+        <w:tc>
+          <w:tcPr>
+            <w:tcW w:type="dxa" w:w="188"/>
+          </w:tcPr>
+          <w:p>
+            <w:r>
+              <w:t>threshold</w:t>
+            </w:r>
+          </w:p>
+        </w:tc>
+        <w:tc>
+          <w:tcPr>
+            <w:tcW w:type="dxa" w:w="188"/>
+          </w:tcPr>
+          <w:p>
+            <w:r>
+              <w:t>10 reciters</w:t>
+            </w:r>
+          </w:p>
+        </w:tc>
+        <w:tc>
+          <w:tcPr>
+            <w:tcW w:type="dxa" w:w="188"/>
+          </w:tcPr>
+          <w:p>
+            <w:r>
+              <w:t>interpretable cues \ Qalqalah VQ [qalqalahvq]</w:t>
+            </w:r>
+          </w:p>
+        </w:tc>
+        <w:tc>
+          <w:tcPr>
+            <w:tcW w:type="dxa" w:w="188"/>
+          </w:tcPr>
+          <w:p>
+            <w:r>
+              <w:t>Qalqalah</w:t>
+            </w:r>
+          </w:p>
+        </w:tc>
+        <w:tc>
+          <w:tcPr>
+            <w:tcW w:type="dxa" w:w="188"/>
+          </w:tcPr>
+          <w:p>
+            <w:r>
+              <w:t>MFCC</w:t>
+            </w:r>
+          </w:p>
+        </w:tc>
+        <w:tc>
+          <w:tcPr>
+            <w:tcW w:type="dxa" w:w="188"/>
+          </w:tcPr>
+          <w:p>
+            <w:r>
+              <w:t>vector quant.</w:t>
+            </w:r>
+          </w:p>
+        </w:tc>
+        <w:tc>
+          <w:tcPr>
+            <w:tcW w:type="dxa" w:w="188"/>
+          </w:tcPr>
+          <w:p>
+            <w:r>
+              <w:t>-</w:t>
+            </w:r>
+          </w:p>
+        </w:tc>
+        <w:tc>
+          <w:tcPr>
+            <w:tcW w:type="dxa" w:w="188"/>
+          </w:tcPr>
+          <w:p>
+            <w:r>
+              <w:t>feasibility \ Qalqalah MLP [qalqalahmlp]</w:t>
+            </w:r>
+          </w:p>
+        </w:tc>
+        <w:tc>
+          <w:tcPr>
+            <w:tcW w:type="dxa" w:w="188"/>
+          </w:tcPr>
+          <w:p>
+            <w:r>
+              <w:t>Qalqalah Kubra</w:t>
+            </w:r>
+          </w:p>
+        </w:tc>
+        <w:tc>
+          <w:tcPr>
+            <w:tcW w:type="dxa" w:w="188"/>
+          </w:tcPr>
+          <w:p>
+            <w:r>
+              <w:t>MFCC</w:t>
+            </w:r>
+          </w:p>
+        </w:tc>
+        <w:tc>
+          <w:tcPr>
+            <w:tcW w:type="dxa" w:w="188"/>
+          </w:tcPr>
+          <w:p>
+            <w:r>
+              <w:t>MLP</w:t>
+            </w:r>
+          </w:p>
+        </w:tc>
+        <w:tc>
+          <w:tcPr>
+            <w:tcW w:type="dxa" w:w="188"/>
+          </w:tcPr>
+          <w:p>
+            <w:r>
+              <w:t>-</w:t>
+            </w:r>
+          </w:p>
+        </w:tc>
+        <w:tc>
+          <w:tcPr>
+            <w:tcW w:type="dxa" w:w="188"/>
+          </w:tcPr>
+          <w:p>
+            <w:r>
+              <w:t>feasibility \ Smartajweed [alagrami2021smartajweed]</w:t>
+            </w:r>
+          </w:p>
+        </w:tc>
+        <w:tc>
+          <w:tcPr>
+            <w:tcW w:type="dxa" w:w="188"/>
+          </w:tcPr>
+          <w:p>
+            <w:r>
+              <w:t>4 binary rules</w:t>
+            </w:r>
+          </w:p>
+        </w:tc>
+        <w:tc>
+          <w:tcPr>
+            <w:tcW w:type="dxa" w:w="188"/>
+          </w:tcPr>
+          <w:p>
+            <w:r>
+              <w:t>filter bank</w:t>
+            </w:r>
+          </w:p>
+        </w:tc>
+        <w:tc>
+          <w:tcPr>
+            <w:tcW w:type="dxa" w:w="188"/>
+          </w:tcPr>
+          <w:p>
+            <w:r>
+              <w:t>RBF-SVM</w:t>
+            </w:r>
+          </w:p>
+        </w:tc>
+        <w:tc>
+          <w:tcPr>
+            <w:tcW w:type="dxa" w:w="188"/>
+          </w:tcPr>
+          <w:p>
+            <w:r>
+              <w:t>-</w:t>
+            </w:r>
+          </w:p>
+        </w:tc>
+        <w:tc>
+          <w:tcPr>
+            <w:tcW w:type="dxa" w:w="188"/>
+          </w:tcPr>
+          <w:p>
+            <w:r>
+              <w:t>99% val. acc. \ Omran et al. [omran2023cnn]</w:t>
+            </w:r>
+          </w:p>
+        </w:tc>
+        <w:tc>
+          <w:tcPr>
+            <w:tcW w:type="dxa" w:w="188"/>
+          </w:tcPr>
+          <w:p>
+            <w:r>
+              <w:t>Qalqalah</w:t>
+            </w:r>
+          </w:p>
+        </w:tc>
+        <w:tc>
+          <w:tcPr>
+            <w:tcW w:type="dxa" w:w="188"/>
+          </w:tcPr>
+          <w:p>
+            <w:r>
+              <w:t>MFCC</w:t>
+            </w:r>
+          </w:p>
+        </w:tc>
+        <w:tc>
+          <w:tcPr>
+            <w:tcW w:type="dxa" w:w="188"/>
+          </w:tcPr>
+          <w:p>
+            <w:r>
+              <w:t>CNN</w:t>
+            </w:r>
+          </w:p>
+        </w:tc>
+        <w:tc>
+          <w:tcPr>
+            <w:tcW w:type="dxa" w:w="188"/>
+          </w:tcPr>
+          <w:p>
+            <w:r>
+              <w:t>3,322 / 4 rec.</w:t>
+            </w:r>
+          </w:p>
+        </w:tc>
+        <w:tc>
+          <w:tcPr>
+            <w:tcW w:type="dxa" w:w="188"/>
+          </w:tcPr>
+          <w:p>
+            <w:r>
+              <w:t>90.8% val. acc. \ Al-ahjal et al. [alahjal2023lstm]</w:t>
+            </w:r>
+          </w:p>
+        </w:tc>
+        <w:tc>
+          <w:tcPr>
+            <w:tcW w:type="dxa" w:w="188"/>
+          </w:tcPr>
+          <w:p>
+            <w:r>
+              <w:t>3 rules</w:t>
+            </w:r>
+          </w:p>
+        </w:tc>
+        <w:tc>
+          <w:tcPr>
+            <w:tcW w:type="dxa" w:w="188"/>
+          </w:tcPr>
+          <w:p>
+            <w:r>
+              <w:t>MFCC</w:t>
+            </w:r>
+          </w:p>
+        </w:tc>
+        <w:tc>
+          <w:tcPr>
+            <w:tcW w:type="dxa" w:w="188"/>
+          </w:tcPr>
+          <w:p>
+            <w:r>
+              <w:t>LSTM</w:t>
+            </w:r>
+          </w:p>
+        </w:tc>
+        <w:tc>
+          <w:tcPr>
+            <w:tcW w:type="dxa" w:w="188"/>
+          </w:tcPr>
+          <w:p>
+            <w:r>
+              <w:t>&gt; 1,500 (QDAT)</w:t>
+            </w:r>
+          </w:p>
+        </w:tc>
+        <w:tc>
+          <w:tcPr>
+            <w:tcW w:type="dxa" w:w="188"/>
+          </w:tcPr>
+          <w:p>
+            <w:r>
+              <w:t>77.0/59.4/66.1% \ TajweedAI [tajweedai]</w:t>
+            </w:r>
+          </w:p>
+        </w:tc>
+        <w:tc>
+          <w:tcPr>
+            <w:tcW w:type="dxa" w:w="188"/>
+          </w:tcPr>
+          <w:p>
+            <w:r>
+              <w:t>Qalqalah</w:t>
+            </w:r>
+          </w:p>
+        </w:tc>
+        <w:tc>
+          <w:tcPr>
+            <w:tcW w:type="dxa" w:w="188"/>
+          </w:tcPr>
+          <w:p>
+            <w:r>
+              <w:t>ASR + alignment</w:t>
+            </w:r>
+          </w:p>
+        </w:tc>
+        <w:tc>
+          <w:tcPr>
+            <w:tcW w:type="dxa" w:w="188"/>
+          </w:tcPr>
+          <w:p>
+            <w:r>
+              <w:t>hybrid</w:t>
+            </w:r>
+          </w:p>
+        </w:tc>
+        <w:tc>
+          <w:tcPr>
+            <w:tcW w:type="dxa" w:w="188"/>
+          </w:tcPr>
+          <w:p>
+            <w:r>
+              <w:t>internal/ext.</w:t>
+            </w:r>
+          </w:p>
+        </w:tc>
+        <w:tc>
+          <w:tcPr>
+            <w:tcW w:type="dxa" w:w="188"/>
+          </w:tcPr>
+          <w:p>
+            <w:r>
+              <w:t>100% / 57.14% \ Ours</w:t>
+            </w:r>
+          </w:p>
+        </w:tc>
+        <w:tc>
+          <w:tcPr>
+            <w:tcW w:type="dxa" w:w="188"/>
+          </w:tcPr>
+          <w:p>
+            <w:r>
+              <w:t>2 Idgham + 3 Qalqalah</w:t>
+            </w:r>
+          </w:p>
+        </w:tc>
+        <w:tc>
+          <w:tcPr>
+            <w:tcW w:type="dxa" w:w="188"/>
+          </w:tcPr>
+          <w:p>
+            <w:r>
+              <w:t>8 descriptors</w:t>
+            </w:r>
+          </w:p>
+        </w:tc>
+        <w:tc>
+          <w:tcPr>
+            <w:tcW w:type="dxa" w:w="188"/>
+          </w:tcPr>
+          <w:p>
+            <w:r>
+              <w:t>5 classifiers</w:t>
+            </w:r>
+          </w:p>
+        </w:tc>
+        <w:tc>
+          <w:tcPr>
+            <w:tcW w:type="dxa" w:w="188"/>
+          </w:tcPr>
+          <w:p>
+            <w:r>
+              <w:t>7,998 / 15 rec.</w:t>
+            </w:r>
+          </w:p>
+        </w:tc>
+        <w:tc>
+          <w:tcPr>
+            <w:tcW w:type="dxa" w:w="188"/>
+          </w:tcPr>
+          <w:p>
+            <w:r>
+              <w:t>Macro-F1 0.6935 \</w:t>
+            </w:r>
+          </w:p>
+        </w:tc>
+      </w:tr>
+    </w:tbl>
     <w:p>
       <w:pPr>
         <w:pStyle w:val="Heading2"/>
@@ -820,9 +1859,317 @@
     </w:p>
     <w:p>
       <w:r>
-        <w:t>Each annotated segment is described by eight handcrafted descriptors chosen to reflect the phonetic mechanisms of the target rules: RMS mean (signal energy), zero-crossing-rate (ZCR) mean (temporal fine structure), spectral-centroid mean (spectral distribution), spectral-flux mean (spectral change), mean and peak nasality (nasal coupling), a depth metric (relative prominence and internal structure of the acoustic event), and duration (temporal extent of the rule-related event). Segment-level statistics are used so that every descriptor is defined uniformly across instances of differing length, and each corresponds to an acoustic dimension that Tajweed theory predicts to be affected by assimilation, nasalisation or consonantal release.</w:t>
+        <w:t>Each annotated segment is described by eight handcrafted descriptors chosen to reflect the phonetic mechanisms of the target rules: RMS mean (signal energy), zero-crossing-rate (ZCR) mean (temporal fine structure), spectral-centroid mean (spectral distribution), spectral-flux mean (spectral change), mean and peak nasality (nasal coupling), a depth metric (relative prominence and internal structure of the acoustic event), and duration (temporal extent of the rule-related event). Segment-level statistics are used so that every descriptor is defined uniformly across instances of differing length, and each corresponds to an acoustic dimension that Tajweed theory predicts to be affected by assimilation, nasalisation or consonantal release (Table &lt;tab:features&gt;).</w:t>
       </w:r>
     </w:p>
+    <w:p>
+      <w:pPr>
+        <w:pStyle w:val="Heading3"/>
+      </w:pPr>
+      <w:r>
+        <w:t>The eight acoustic descriptors and their relation to Tajweed realisation.</w:t>
+      </w:r>
+    </w:p>
+    <w:tbl>
+      <w:tblPr>
+        <w:tblStyle w:val="TableGrid"/>
+        <w:tblW w:type="auto" w:w="0"/>
+        <w:tblLook w:firstColumn="1" w:firstRow="1" w:lastColumn="0" w:lastRow="0" w:noHBand="0" w:noVBand="1" w:val="04A0"/>
+      </w:tblPr>
+      <w:tblGrid>
+        <w:gridCol w:w="2880"/>
+        <w:gridCol w:w="2880"/>
+        <w:gridCol w:w="2880"/>
+      </w:tblGrid>
+      <w:tr>
+        <w:tc>
+          <w:tcPr>
+            <w:tcW w:type="dxa" w:w="2880"/>
+          </w:tcPr>
+          <w:p>
+            <w:r>
+              <w:t>Descriptor</w:t>
+            </w:r>
+          </w:p>
+        </w:tc>
+        <w:tc>
+          <w:tcPr>
+            <w:tcW w:type="dxa" w:w="2880"/>
+          </w:tcPr>
+          <w:p>
+            <w:r>
+              <w:t>Acoustic dimension</w:t>
+            </w:r>
+          </w:p>
+        </w:tc>
+        <w:tc>
+          <w:tcPr>
+            <w:tcW w:type="dxa" w:w="2880"/>
+          </w:tcPr>
+          <w:p>
+            <w:r>
+              <w:t>Tajweed relevance</w:t>
+            </w:r>
+          </w:p>
+        </w:tc>
+      </w:tr>
+      <w:tr>
+        <w:tc>
+          <w:tcPr>
+            <w:tcW w:type="dxa" w:w="2880"/>
+          </w:tcPr>
+          <w:p>
+            <w:r>
+              <w:t>RMS mean</w:t>
+            </w:r>
+          </w:p>
+        </w:tc>
+        <w:tc>
+          <w:tcPr>
+            <w:tcW w:type="dxa" w:w="2880"/>
+          </w:tcPr>
+          <w:p>
+            <w:r>
+              <w:t>signal energy</w:t>
+            </w:r>
+          </w:p>
+        </w:tc>
+        <w:tc>
+          <w:tcPr>
+            <w:tcW w:type="dxa" w:w="2880"/>
+          </w:tcPr>
+          <w:p>
+            <w:r>
+              <w:t>overall intensity of the rule event</w:t>
+            </w:r>
+          </w:p>
+        </w:tc>
+      </w:tr>
+      <w:tr>
+        <w:tc>
+          <w:tcPr>
+            <w:tcW w:type="dxa" w:w="2880"/>
+          </w:tcPr>
+          <w:p>
+            <w:r>
+              <w:t>ZCR mean</w:t>
+            </w:r>
+          </w:p>
+        </w:tc>
+        <w:tc>
+          <w:tcPr>
+            <w:tcW w:type="dxa" w:w="2880"/>
+          </w:tcPr>
+          <w:p>
+            <w:r>
+              <w:t>temporal fine structure</w:t>
+            </w:r>
+          </w:p>
+        </w:tc>
+        <w:tc>
+          <w:tcPr>
+            <w:tcW w:type="dxa" w:w="2880"/>
+          </w:tcPr>
+          <w:p>
+            <w:r>
+              <w:t>noise-like transition at assimilation</w:t>
+            </w:r>
+          </w:p>
+        </w:tc>
+      </w:tr>
+      <w:tr>
+        <w:tc>
+          <w:tcPr>
+            <w:tcW w:type="dxa" w:w="2880"/>
+          </w:tcPr>
+          <w:p>
+            <w:r>
+              <w:t>Spectral-centroid mean</w:t>
+            </w:r>
+          </w:p>
+        </w:tc>
+        <w:tc>
+          <w:tcPr>
+            <w:tcW w:type="dxa" w:w="2880"/>
+          </w:tcPr>
+          <w:p>
+            <w:r>
+              <w:t>spectral distribution</w:t>
+            </w:r>
+          </w:p>
+        </w:tc>
+        <w:tc>
+          <w:tcPr>
+            <w:tcW w:type="dxa" w:w="2880"/>
+          </w:tcPr>
+          <w:p>
+            <w:r>
+              <w:t>brightness change at release</w:t>
+            </w:r>
+          </w:p>
+        </w:tc>
+      </w:tr>
+      <w:tr>
+        <w:tc>
+          <w:tcPr>
+            <w:tcW w:type="dxa" w:w="2880"/>
+          </w:tcPr>
+          <w:p>
+            <w:r>
+              <w:t>Spectral-flux mean</w:t>
+            </w:r>
+          </w:p>
+        </w:tc>
+        <w:tc>
+          <w:tcPr>
+            <w:tcW w:type="dxa" w:w="2880"/>
+          </w:tcPr>
+          <w:p>
+            <w:r>
+              <w:t>spectral change</w:t>
+            </w:r>
+          </w:p>
+        </w:tc>
+        <w:tc>
+          <w:tcPr>
+            <w:tcW w:type="dxa" w:w="2880"/>
+          </w:tcPr>
+          <w:p>
+            <w:r>
+              <w:t>rapid transition of Qalqalah release</w:t>
+            </w:r>
+          </w:p>
+        </w:tc>
+      </w:tr>
+      <w:tr>
+        <w:tc>
+          <w:tcPr>
+            <w:tcW w:type="dxa" w:w="2880"/>
+          </w:tcPr>
+          <w:p>
+            <w:r>
+              <w:t>Mean nasality</w:t>
+            </w:r>
+          </w:p>
+        </w:tc>
+        <w:tc>
+          <w:tcPr>
+            <w:tcW w:type="dxa" w:w="2880"/>
+          </w:tcPr>
+          <w:p>
+            <w:r>
+              <w:t>average nasal coupling</w:t>
+            </w:r>
+          </w:p>
+        </w:tc>
+        <w:tc>
+          <w:tcPr>
+            <w:tcW w:type="dxa" w:w="2880"/>
+          </w:tcPr>
+          <w:p>
+            <w:r>
+              <w:t>ghunnah of Idgham bi-Ghunnah</w:t>
+            </w:r>
+          </w:p>
+        </w:tc>
+      </w:tr>
+      <w:tr>
+        <w:tc>
+          <w:tcPr>
+            <w:tcW w:type="dxa" w:w="2880"/>
+          </w:tcPr>
+          <w:p>
+            <w:r>
+              <w:t>Peak nasality</w:t>
+            </w:r>
+          </w:p>
+        </w:tc>
+        <w:tc>
+          <w:tcPr>
+            <w:tcW w:type="dxa" w:w="2880"/>
+          </w:tcPr>
+          <w:p>
+            <w:r>
+              <w:t>maximal nasal coupling</w:t>
+            </w:r>
+          </w:p>
+        </w:tc>
+        <w:tc>
+          <w:tcPr>
+            <w:tcW w:type="dxa" w:w="2880"/>
+          </w:tcPr>
+          <w:p>
+            <w:r>
+              <w:t>strength of nasalisation</w:t>
+            </w:r>
+          </w:p>
+        </w:tc>
+      </w:tr>
+      <w:tr>
+        <w:tc>
+          <w:tcPr>
+            <w:tcW w:type="dxa" w:w="2880"/>
+          </w:tcPr>
+          <w:p>
+            <w:r>
+              <w:t>Depth metric</w:t>
+            </w:r>
+          </w:p>
+        </w:tc>
+        <w:tc>
+          <w:tcPr>
+            <w:tcW w:type="dxa" w:w="2880"/>
+          </w:tcPr>
+          <w:p>
+            <w:r>
+              <w:t>prominence / internal structure</w:t>
+            </w:r>
+          </w:p>
+        </w:tc>
+        <w:tc>
+          <w:tcPr>
+            <w:tcW w:type="dxa" w:w="2880"/>
+          </w:tcPr>
+          <w:p>
+            <w:r>
+              <w:t>articulatory depth of the event</w:t>
+            </w:r>
+          </w:p>
+        </w:tc>
+      </w:tr>
+      <w:tr>
+        <w:tc>
+          <w:tcPr>
+            <w:tcW w:type="dxa" w:w="2880"/>
+          </w:tcPr>
+          <w:p>
+            <w:r>
+              <w:t>Duration</w:t>
+            </w:r>
+          </w:p>
+        </w:tc>
+        <w:tc>
+          <w:tcPr>
+            <w:tcW w:type="dxa" w:w="2880"/>
+          </w:tcPr>
+          <w:p>
+            <w:r>
+              <w:t>temporal extent</w:t>
+            </w:r>
+          </w:p>
+        </w:tc>
+        <w:tc>
+          <w:tcPr>
+            <w:tcW w:type="dxa" w:w="2880"/>
+          </w:tcPr>
+          <w:p>
+            <w:r>
+              <w:t>assimilation and prolongation timing</w:t>
+            </w:r>
+          </w:p>
+        </w:tc>
+      </w:tr>
+    </w:tbl>
     <w:p>
       <w:pPr>
         <w:pStyle w:val="Heading2"/>
@@ -878,7 +2225,7 @@
     </w:p>
     <w:p>
       <w:r>
-        <w:t>Five complementary algorithms cover distinct learning paradigms. The soft-margin support vector machine (SVM) minimises 12\|w\|2 + C subject to yi(wT(xi)+b) 1- , combining binary decision functions for the five-class task; it suits compact descriptors but is sensitive to scaling and kernel choice. The random forest (RF) aggregates bootstrap-trained trees over randomised feature subsets by majority vote, modelling nonlinear descriptor interactions and providing importance estimates. k -nearest neighbours (KNN) assigns the majority class among the k closest training observations in feature space, serving as an instance-based baseline sensitive to local acoustic similarity. XGBoost [chen2016xgboost] builds an additive ensemble yi = t=1T ft(xi) over regression trees, optimising a regularised objective L = l(yi,yi) + (ft) , which captures higher-order interactions among temporal, spectral and phonatory descriptors while remaining effective for small tabular feature sets. Finally, a multilayer perceptron (MLP) applies hidden-layer transformations h = (Wx+b) with a softmax output P(y=k|x) = (zk)/j=15(zj) , testing whether nonlinear combinations of the descriptors add discriminative information. Together these models evaluate whether the acoustic representation remains effective across substantially different learning paradigms.</w:t>
+        <w:t>Five complementary algorithms cover distinct learning paradigms. The soft-margin support vector machine (SVM) minimises 12\|w\|2 + C subject to yi(wT(xi)+b) 1- , combining binary decision functions for the five-class task; it suits compact descriptors but is sensitive to scaling and kernel choice. The random forest (RF) aggregates bootstrap-trained trees over randomised feature subsets, equation y = modeTb(x)b=1B, eq:rf equation modelling nonlinear descriptor interactions and providing importance estimates. k -nearest neighbours (KNN) assigns the majority class among the k closest training observations, equation y = modeyi : xi Nk(x), eq:knn equation serving as an instance-based baseline sensitive to local acoustic similarity. XGBoost [chen2016xgboost] builds an additive ensemble yi = t=1T ft(xi) over regression trees, optimising a regularised objective L = l(yi,yi) + (ft) , which captures higher-order interactions among temporal, spectral and phonatory descriptors while remaining effective for small tabular feature sets. Finally, a multilayer perceptron (MLP) applies hidden-layer transformations h = (Wx+b) with a softmax output P(y=k|x) = (zk)/j=15(zj) , testing whether nonlinear combinations of the descriptors add discriminative information. Together these models evaluate whether the acoustic representation remains effective across substantially different learning paradigms.</w:t>
       </w:r>
     </w:p>
     <w:p>
@@ -925,9 +2272,366 @@
     </w:p>
     <w:p>
       <w:r>
-        <w:t>Seven experiment families address the research questions: E1 evaluates the five classifiers on the cleaned dataset with the proposed representation; E2 compares it against an MFCC + delta + delta-delta baseline under identical protocols; E3 analyses per-class behaviour through normalised confusion matrices; E4 examines discriminability with one-vs-rest ROC and PR curves; E5 quantifies descriptor contributions through tree-based importance and ablation; E6 compares the imbalance-handling configurations of Sect. &lt;sec:imbalance&gt;; and E7 tests cross-riwayah generalisation by training on one riwayah and evaluating on another for all six ordered pairs. Uncertainty is estimated by bootstrap resampling of the test set (1,000 resamples).</w:t>
+        <w:t>Seven experiment families address the research questions: E1 evaluates the five classifiers on the cleaned dataset with the proposed representation; E2 compares it against an MFCC + delta + delta-delta baseline under identical protocols; E3 analyses per-class behaviour through normalised confusion matrices; E4 examines discriminability with one-vs-rest ROC and PR curves; E5 quantifies descriptor contributions through tree-based importance and ablation; E6 compares the imbalance-handling configurations of Sect. &lt;sec:imbalance&gt;; and E7 tests cross-riwayah generalisation by training on one riwayah and evaluating on another for all six ordered pairs. Uncertainty is estimated by bootstrap resampling of the test set (1,000 resamples). Table &lt;tab:experiments&gt; summarises the design.</w:t>
       </w:r>
     </w:p>
+    <w:p>
+      <w:pPr>
+        <w:pStyle w:val="Heading3"/>
+      </w:pPr>
+      <w:r>
+        <w:t>Experimental design: question, protocol and primary metrics of each experiment family.</w:t>
+      </w:r>
+    </w:p>
+    <w:tbl>
+      <w:tblPr>
+        <w:tblStyle w:val="TableGrid"/>
+        <w:tblW w:type="auto" w:w="0"/>
+        <w:tblLook w:firstColumn="1" w:firstRow="1" w:lastColumn="0" w:lastRow="0" w:noHBand="0" w:noVBand="1" w:val="04A0"/>
+      </w:tblPr>
+      <w:tblGrid>
+        <w:gridCol w:w="2160"/>
+        <w:gridCol w:w="2160"/>
+        <w:gridCol w:w="2160"/>
+        <w:gridCol w:w="2160"/>
+      </w:tblGrid>
+      <w:tr>
+        <w:tc>
+          <w:tcPr>
+            <w:tcW w:type="dxa" w:w="2160"/>
+          </w:tcPr>
+          <w:p>
+            <w:r>
+              <w:t>ID</w:t>
+            </w:r>
+          </w:p>
+        </w:tc>
+        <w:tc>
+          <w:tcPr>
+            <w:tcW w:type="dxa" w:w="2160"/>
+          </w:tcPr>
+          <w:p>
+            <w:r>
+              <w:t>Question</w:t>
+            </w:r>
+          </w:p>
+        </w:tc>
+        <w:tc>
+          <w:tcPr>
+            <w:tcW w:type="dxa" w:w="2160"/>
+          </w:tcPr>
+          <w:p>
+            <w:r>
+              <w:t>Protocol</w:t>
+            </w:r>
+          </w:p>
+        </w:tc>
+        <w:tc>
+          <w:tcPr>
+            <w:tcW w:type="dxa" w:w="2160"/>
+          </w:tcPr>
+          <w:p>
+            <w:r>
+              <w:t>Primary metrics</w:t>
+            </w:r>
+          </w:p>
+        </w:tc>
+      </w:tr>
+      <w:tr>
+        <w:tc>
+          <w:tcPr>
+            <w:tcW w:type="dxa" w:w="2160"/>
+          </w:tcPr>
+          <w:p>
+            <w:r>
+              <w:t>E1</w:t>
+            </w:r>
+          </w:p>
+        </w:tc>
+        <w:tc>
+          <w:tcPr>
+            <w:tcW w:type="dxa" w:w="2160"/>
+          </w:tcPr>
+          <w:p>
+            <w:r>
+              <w:t>Does the representation support recognition?</w:t>
+            </w:r>
+          </w:p>
+        </w:tc>
+        <w:tc>
+          <w:tcPr>
+            <w:tcW w:type="dxa" w:w="2160"/>
+          </w:tcPr>
+          <w:p>
+            <w:r>
+              <w:t>5 classifiers, cleaned data</w:t>
+            </w:r>
+          </w:p>
+        </w:tc>
+        <w:tc>
+          <w:tcPr>
+            <w:tcW w:type="dxa" w:w="2160"/>
+          </w:tcPr>
+          <w:p>
+            <w:r>
+              <w:t>Acc., bal. acc., Macro-F1</w:t>
+            </w:r>
+          </w:p>
+        </w:tc>
+      </w:tr>
+      <w:tr>
+        <w:tc>
+          <w:tcPr>
+            <w:tcW w:type="dxa" w:w="2160"/>
+          </w:tcPr>
+          <w:p>
+            <w:r>
+              <w:t>E2</w:t>
+            </w:r>
+          </w:p>
+        </w:tc>
+        <w:tc>
+          <w:tcPr>
+            <w:tcW w:type="dxa" w:w="2160"/>
+          </w:tcPr>
+          <w:p>
+            <w:r>
+              <w:t>Is it better than MFCC?</w:t>
+            </w:r>
+          </w:p>
+        </w:tc>
+        <w:tc>
+          <w:tcPr>
+            <w:tcW w:type="dxa" w:w="2160"/>
+          </w:tcPr>
+          <w:p>
+            <w:r>
+              <w:t>identical protocol, MFCC baseline</w:t>
+            </w:r>
+          </w:p>
+        </w:tc>
+        <w:tc>
+          <w:tcPr>
+            <w:tcW w:type="dxa" w:w="2160"/>
+          </w:tcPr>
+          <w:p>
+            <w:r>
+              <w:t>Macro-F1, Acc.</w:t>
+            </w:r>
+          </w:p>
+        </w:tc>
+      </w:tr>
+      <w:tr>
+        <w:tc>
+          <w:tcPr>
+            <w:tcW w:type="dxa" w:w="2160"/>
+          </w:tcPr>
+          <w:p>
+            <w:r>
+              <w:t>E3</w:t>
+            </w:r>
+          </w:p>
+        </w:tc>
+        <w:tc>
+          <w:tcPr>
+            <w:tcW w:type="dxa" w:w="2160"/>
+          </w:tcPr>
+          <w:p>
+            <w:r>
+              <w:t>Which classes drive performance?</w:t>
+            </w:r>
+          </w:p>
+        </w:tc>
+        <w:tc>
+          <w:tcPr>
+            <w:tcW w:type="dxa" w:w="2160"/>
+          </w:tcPr>
+          <w:p>
+            <w:r>
+              <w:t>normalised confusion matrices</w:t>
+            </w:r>
+          </w:p>
+        </w:tc>
+        <w:tc>
+          <w:tcPr>
+            <w:tcW w:type="dxa" w:w="2160"/>
+          </w:tcPr>
+          <w:p>
+            <w:r>
+              <w:t>per-class recall</w:t>
+            </w:r>
+          </w:p>
+        </w:tc>
+      </w:tr>
+      <w:tr>
+        <w:tc>
+          <w:tcPr>
+            <w:tcW w:type="dxa" w:w="2160"/>
+          </w:tcPr>
+          <w:p>
+            <w:r>
+              <w:t>E4</w:t>
+            </w:r>
+          </w:p>
+        </w:tc>
+        <w:tc>
+          <w:tcPr>
+            <w:tcW w:type="dxa" w:w="2160"/>
+          </w:tcPr>
+          <w:p>
+            <w:r>
+              <w:t>How separable are the classes?</w:t>
+            </w:r>
+          </w:p>
+        </w:tc>
+        <w:tc>
+          <w:tcPr>
+            <w:tcW w:type="dxa" w:w="2160"/>
+          </w:tcPr>
+          <w:p>
+            <w:r>
+              <w:t>one-vs-rest ROC / PR</w:t>
+            </w:r>
+          </w:p>
+        </w:tc>
+        <w:tc>
+          <w:tcPr>
+            <w:tcW w:type="dxa" w:w="2160"/>
+          </w:tcPr>
+          <w:p>
+            <w:r>
+              <w:t>ROC-AUC, PR</w:t>
+            </w:r>
+          </w:p>
+        </w:tc>
+      </w:tr>
+      <w:tr>
+        <w:tc>
+          <w:tcPr>
+            <w:tcW w:type="dxa" w:w="2160"/>
+          </w:tcPr>
+          <w:p>
+            <w:r>
+              <w:t>E5</w:t>
+            </w:r>
+          </w:p>
+        </w:tc>
+        <w:tc>
+          <w:tcPr>
+            <w:tcW w:type="dxa" w:w="2160"/>
+          </w:tcPr>
+          <w:p>
+            <w:r>
+              <w:t>Which descriptors matter?</w:t>
+            </w:r>
+          </w:p>
+        </w:tc>
+        <w:tc>
+          <w:tcPr>
+            <w:tcW w:type="dxa" w:w="2160"/>
+          </w:tcPr>
+          <w:p>
+            <w:r>
+              <w:t>importance + ablation</w:t>
+            </w:r>
+          </w:p>
+        </w:tc>
+        <w:tc>
+          <w:tcPr>
+            <w:tcW w:type="dxa" w:w="2160"/>
+          </w:tcPr>
+          <w:p>
+            <w:r>
+              <w:t>Macro-F1 change</w:t>
+            </w:r>
+          </w:p>
+        </w:tc>
+      </w:tr>
+      <w:tr>
+        <w:tc>
+          <w:tcPr>
+            <w:tcW w:type="dxa" w:w="2160"/>
+          </w:tcPr>
+          <w:p>
+            <w:r>
+              <w:t>E6</w:t>
+            </w:r>
+          </w:p>
+        </w:tc>
+        <w:tc>
+          <w:tcPr>
+            <w:tcW w:type="dxa" w:w="2160"/>
+          </w:tcPr>
+          <w:p>
+            <w:r>
+              <w:t>Does balancing help?</w:t>
+            </w:r>
+          </w:p>
+        </w:tc>
+        <w:tc>
+          <w:tcPr>
+            <w:tcW w:type="dxa" w:w="2160"/>
+          </w:tcPr>
+          <w:p>
+            <w:r>
+              <w:t>5 training configurations</w:t>
+            </w:r>
+          </w:p>
+        </w:tc>
+        <w:tc>
+          <w:tcPr>
+            <w:tcW w:type="dxa" w:w="2160"/>
+          </w:tcPr>
+          <w:p>
+            <w:r>
+              <w:t>bal. acc., minority recall</w:t>
+            </w:r>
+          </w:p>
+        </w:tc>
+      </w:tr>
+      <w:tr>
+        <w:tc>
+          <w:tcPr>
+            <w:tcW w:type="dxa" w:w="2160"/>
+          </w:tcPr>
+          <w:p>
+            <w:r>
+              <w:t>E7</w:t>
+            </w:r>
+          </w:p>
+        </w:tc>
+        <w:tc>
+          <w:tcPr>
+            <w:tcW w:type="dxa" w:w="2160"/>
+          </w:tcPr>
+          <w:p>
+            <w:r>
+              <w:t>Does it transfer across riwayat?</w:t>
+            </w:r>
+          </w:p>
+        </w:tc>
+        <w:tc>
+          <w:tcPr>
+            <w:tcW w:type="dxa" w:w="2160"/>
+          </w:tcPr>
+          <w:p>
+            <w:r>
+              <w:t>6 train test pairs</w:t>
+            </w:r>
+          </w:p>
+        </w:tc>
+        <w:tc>
+          <w:tcPr>
+            <w:tcW w:type="dxa" w:w="2160"/>
+          </w:tcPr>
+          <w:p>
+            <w:r>
+              <w:t>Macro-F1</w:t>
+            </w:r>
+          </w:p>
+        </w:tc>
+      </w:tr>
+    </w:tbl>
     <w:p>
       <w:r>
         <w:rPr>
@@ -1391,7 +3095,7 @@
     </w:p>
     <w:p>
       <w:r>
-        <w:t>Per-class results differ sharply (Table &lt;tab:perclass&gt;). Idgham bi-Ghunnah is recognised almost perfectly by every classifier and Qalqalah Wusta remains strong and architecturally stable, whereas Qalqalah Mushaddadah is intermediate and Idgham bila-Ghunnah is the most difficult class; its errors are distributed across several competitors rather than concentrated in one, indicating overlap with multiple categories under the current representation. SVM's relatively high recall for Idgham bila-Ghunnah explains its leading balanced accuracy despite XGBoost's higher Macro-F1. PR analysis shows precision for Idgham bila-Ghunnah falling steeply as recall increases, so its ROC-AUC must not be read as uniform strength.</w:t>
+        <w:t>Per-class results differ sharply (Fig. &lt;fig:perclass&gt;). Idgham bi-Ghunnah is recognised almost perfectly by every classifier (recall 1.00, ROC-AUC 1.00), and Qalqalah Wusta remains strong and architecturally stable across all five models (recall 0.88-0.92, ROC-AUC 0.99). Qalqalah Mushaddadah is intermediate (recall 0.58-0.72, ROC-AUC 0.89) and Qalqalah Sughra is recovered reliably by the strongest model (recall 0.55, ROC-AUC 0.84). Idgham bila-Ghunnah is the most difficult class, with recall spanning 0.017-0.49 across models and ROC-AUC 0.87 for XGBoost; its errors are distributed across several competitors rather than concentrated in one, indicating overlap with multiple categories under the current representation. SVM's relatively high recall for Idgham bila-Ghunnah (0.49) explains its leading balanced accuracy despite XGBoost's higher Macro-F1. PR analysis shows precision for Idgham bila-Ghunnah falling steeply as recall increases, so its ROC-AUC must not be read as uniform strength: the class is ranked above chance, yet only part of it can be recovered without admitting many false positives.</w:t>
       </w:r>
     </w:p>
     <w:p>
@@ -1399,213 +3103,14 @@
         <w:pStyle w:val="Heading3"/>
       </w:pPr>
       <w:r>
-        <w:t>Per-class diagnostics. Recall ranges are taken across the five classifiers; ROC-AUC values are those of XGBoost.</w:t>
+        <w:t>[FIGURE: fig3_perclass.pdf]</w:t>
       </w:r>
     </w:p>
-    <w:tbl>
-      <w:tblPr>
-        <w:tblStyle w:val="TableGrid"/>
-        <w:tblW w:type="auto" w:w="0"/>
-        <w:tblLook w:firstColumn="1" w:firstRow="1" w:lastColumn="0" w:lastRow="0" w:noHBand="0" w:noVBand="1" w:val="04A0"/>
-      </w:tblPr>
-      <w:tblGrid>
-        <w:gridCol w:w="2880"/>
-        <w:gridCol w:w="2880"/>
-        <w:gridCol w:w="2880"/>
-      </w:tblGrid>
-      <w:tr>
-        <w:tc>
-          <w:tcPr>
-            <w:tcW w:type="dxa" w:w="2880"/>
-          </w:tcPr>
-          <w:p>
-            <w:r>
-              <w:t>Class</w:t>
-            </w:r>
-          </w:p>
-        </w:tc>
-        <w:tc>
-          <w:tcPr>
-            <w:tcW w:type="dxa" w:w="2880"/>
-          </w:tcPr>
-          <w:p>
-            <w:r>
-              <w:t>Recall range (5 classifiers)</w:t>
-            </w:r>
-          </w:p>
-        </w:tc>
-        <w:tc>
-          <w:tcPr>
-            <w:tcW w:type="dxa" w:w="2880"/>
-          </w:tcPr>
-          <w:p>
-            <w:r>
-              <w:t>ROC-AUC (XGBoost)</w:t>
-            </w:r>
-          </w:p>
-        </w:tc>
-      </w:tr>
-      <w:tr>
-        <w:tc>
-          <w:tcPr>
-            <w:tcW w:type="dxa" w:w="2880"/>
-          </w:tcPr>
-          <w:p>
-            <w:r>
-              <w:t>Idgham bi-Ghunnah</w:t>
-            </w:r>
-          </w:p>
-        </w:tc>
-        <w:tc>
-          <w:tcPr>
-            <w:tcW w:type="dxa" w:w="2880"/>
-          </w:tcPr>
-          <w:p>
-            <w:r>
-              <w:t>1.00</w:t>
-            </w:r>
-          </w:p>
-        </w:tc>
-        <w:tc>
-          <w:tcPr>
-            <w:tcW w:type="dxa" w:w="2880"/>
-          </w:tcPr>
-          <w:p>
-            <w:r>
-              <w:t>1.00</w:t>
-            </w:r>
-          </w:p>
-        </w:tc>
-      </w:tr>
-      <w:tr>
-        <w:tc>
-          <w:tcPr>
-            <w:tcW w:type="dxa" w:w="2880"/>
-          </w:tcPr>
-          <w:p>
-            <w:r>
-              <w:t>Qalqalah Wusta</w:t>
-            </w:r>
-          </w:p>
-        </w:tc>
-        <w:tc>
-          <w:tcPr>
-            <w:tcW w:type="dxa" w:w="2880"/>
-          </w:tcPr>
-          <w:p>
-            <w:r>
-              <w:t>0.88-0.92</w:t>
-            </w:r>
-          </w:p>
-        </w:tc>
-        <w:tc>
-          <w:tcPr>
-            <w:tcW w:type="dxa" w:w="2880"/>
-          </w:tcPr>
-          <w:p>
-            <w:r>
-              <w:t>0.99</w:t>
-            </w:r>
-          </w:p>
-        </w:tc>
-      </w:tr>
-      <w:tr>
-        <w:tc>
-          <w:tcPr>
-            <w:tcW w:type="dxa" w:w="2880"/>
-          </w:tcPr>
-          <w:p>
-            <w:r>
-              <w:t>Qalqalah Mushaddadah</w:t>
-            </w:r>
-          </w:p>
-        </w:tc>
-        <w:tc>
-          <w:tcPr>
-            <w:tcW w:type="dxa" w:w="2880"/>
-          </w:tcPr>
-          <w:p>
-            <w:r>
-              <w:t>0.58-0.72</w:t>
-            </w:r>
-          </w:p>
-        </w:tc>
-        <w:tc>
-          <w:tcPr>
-            <w:tcW w:type="dxa" w:w="2880"/>
-          </w:tcPr>
-          <w:p>
-            <w:r>
-              <w:t>0.89</w:t>
-            </w:r>
-          </w:p>
-        </w:tc>
-      </w:tr>
-      <w:tr>
-        <w:tc>
-          <w:tcPr>
-            <w:tcW w:type="dxa" w:w="2880"/>
-          </w:tcPr>
-          <w:p>
-            <w:r>
-              <w:t>Idgham bila-Ghunnah</w:t>
-            </w:r>
-          </w:p>
-        </w:tc>
-        <w:tc>
-          <w:tcPr>
-            <w:tcW w:type="dxa" w:w="2880"/>
-          </w:tcPr>
-          <w:p>
-            <w:r>
-              <w:t>0.017-0.49</w:t>
-            </w:r>
-          </w:p>
-        </w:tc>
-        <w:tc>
-          <w:tcPr>
-            <w:tcW w:type="dxa" w:w="2880"/>
-          </w:tcPr>
-          <w:p>
-            <w:r>
-              <w:t>0.87</w:t>
-            </w:r>
-          </w:p>
-        </w:tc>
-      </w:tr>
-      <w:tr>
-        <w:tc>
-          <w:tcPr>
-            <w:tcW w:type="dxa" w:w="2880"/>
-          </w:tcPr>
-          <w:p>
-            <w:r>
-              <w:t>Qalqalah Sughra</w:t>
-            </w:r>
-          </w:p>
-        </w:tc>
-        <w:tc>
-          <w:tcPr>
-            <w:tcW w:type="dxa" w:w="2880"/>
-          </w:tcPr>
-          <w:p>
-            <w:r>
-              <w:t>0.55 (XGBoost)</w:t>
-            </w:r>
-          </w:p>
-        </w:tc>
-        <w:tc>
-          <w:tcPr>
-            <w:tcW w:type="dxa" w:w="2880"/>
-          </w:tcPr>
-          <w:p>
-            <w:r>
-              <w:t>0.84</w:t>
-            </w:r>
-          </w:p>
-        </w:tc>
-      </w:tr>
-    </w:tbl>
+    <w:p>
+      <w:r>
+        <w:t>Per-class discriminability of the five Tajweed categories, with the Idgham subtypes followed by the Qalqalah subtypes. Left: recall attained by the five classifiers, shown as the range across models with the XGBoost value marked; Qalqalah Sughra carries a single reported value. Right: ROC-AUC of XGBoost for the same classes.</w:t>
+      </w:r>
+    </w:p>
     <w:p>
       <w:pPr>
         <w:pStyle w:val="Heading2"/>
@@ -1616,7 +3121,7 @@
     </w:p>
     <w:p>
       <w:r>
-        <w:t>In XGBoost, duration dominates feature importance ( 0.52) followed by the depth metric ( 0.21); in random forest the same two descriptors lead (depth 0.33, duration 0.24) over a broader distribution. Ablation confirms their causal contribution (Table &lt;tab:ablation&gt;): removing the depth metric reduces Macro-F1 from 0.6935 to 0.5169 ( -0.1766 ) and removing duration to 0.5587 ( -0.1348 ), while depth + duration alone retains 0.6424 against 0.2290 for nasality alone. The full set remains superior, so the remaining descriptors contribute complementary information.</w:t>
+        <w:t>In XGBoost, duration dominates feature importance ( 0.52) followed by the depth metric ( 0.21); in random forest the same two descriptors lead (depth 0.33, duration 0.24) over a broader distribution. Ablation confirms their causal contribution (Fig. &lt;fig:ablation&gt;): removing the depth metric reduces Macro-F1 from 0.6935 to 0.5169 ( -0.1766 ) and removing duration to 0.5587 ( -0.1348 ), whereas retaining duration and depth alone still yields 0.6424 and nasality alone collapses to 0.2290, i.e. no better than random over five classes. Removing the spectral descriptors (centroid and flux) costs only 0.0423 Macro-F1, and removing the strongly correlated nasality pair 0.0391, so both groups carry information that complements-but does not duplicate-the temporal descriptors. The full set remains superior to every subset and every removal variant: the descriptors are not interchangeable, a small subset carries most of the discriminative signal, and the residual classes contribute the difference between a good and the best result.</w:t>
       </w:r>
     </w:p>
     <w:p>
@@ -1624,358 +3129,14 @@
         <w:pStyle w:val="Heading3"/>
       </w:pPr>
       <w:r>
-        <w:t>Feature ablation with XGBoost on the held-out test set.</w:t>
+        <w:t>[FIGURE: fig4_ablation.pdf]</w:t>
       </w:r>
     </w:p>
-    <w:tbl>
-      <w:tblPr>
-        <w:tblStyle w:val="TableGrid"/>
-        <w:tblW w:type="auto" w:w="0"/>
-        <w:tblLook w:firstColumn="1" w:firstRow="1" w:lastColumn="0" w:lastRow="0" w:noHBand="0" w:noVBand="1" w:val="04A0"/>
-      </w:tblPr>
-      <w:tblGrid>
-        <w:gridCol w:w="2160"/>
-        <w:gridCol w:w="2160"/>
-        <w:gridCol w:w="2160"/>
-        <w:gridCol w:w="2160"/>
-      </w:tblGrid>
-      <w:tr>
-        <w:tc>
-          <w:tcPr>
-            <w:tcW w:type="dxa" w:w="2160"/>
-          </w:tcPr>
-          <w:p>
-            <w:r>
-              <w:t>Configuration</w:t>
-            </w:r>
-          </w:p>
-        </w:tc>
-        <w:tc>
-          <w:tcPr>
-            <w:tcW w:type="dxa" w:w="2160"/>
-          </w:tcPr>
-          <w:p>
-            <w:r>
-              <w:t>Accuracy</w:t>
-            </w:r>
-          </w:p>
-        </w:tc>
-        <w:tc>
-          <w:tcPr>
-            <w:tcW w:type="dxa" w:w="2160"/>
-          </w:tcPr>
-          <w:p>
-            <w:r>
-              <w:t>Balanced acc.</w:t>
-            </w:r>
-          </w:p>
-        </w:tc>
-        <w:tc>
-          <w:tcPr>
-            <w:tcW w:type="dxa" w:w="2160"/>
-          </w:tcPr>
-          <w:p>
-            <w:r>
-              <w:t>Macro-F1</w:t>
-            </w:r>
-          </w:p>
-        </w:tc>
-      </w:tr>
-      <w:tr>
-        <w:tc>
-          <w:tcPr>
-            <w:tcW w:type="dxa" w:w="2160"/>
-          </w:tcPr>
-          <w:p>
-            <w:r>
-              <w:t>All features</w:t>
-            </w:r>
-          </w:p>
-        </w:tc>
-        <w:tc>
-          <w:tcPr>
-            <w:tcW w:type="dxa" w:w="2160"/>
-          </w:tcPr>
-          <w:p>
-            <w:r>
-              <w:t>0.7202</w:t>
-            </w:r>
-          </w:p>
-        </w:tc>
-        <w:tc>
-          <w:tcPr>
-            <w:tcW w:type="dxa" w:w="2160"/>
-          </w:tcPr>
-          <w:p>
-            <w:r>
-              <w:t>0.6953</w:t>
-            </w:r>
-          </w:p>
-        </w:tc>
-        <w:tc>
-          <w:tcPr>
-            <w:tcW w:type="dxa" w:w="2160"/>
-          </w:tcPr>
-          <w:p>
-            <w:r>
-              <w:t>0.6935</w:t>
-            </w:r>
-          </w:p>
-        </w:tc>
-      </w:tr>
-      <w:tr>
-        <w:tc>
-          <w:tcPr>
-            <w:tcW w:type="dxa" w:w="2160"/>
-          </w:tcPr>
-          <w:p>
-            <w:r>
-              <w:t>Remove nasality</w:t>
-            </w:r>
-          </w:p>
-        </w:tc>
-        <w:tc>
-          <w:tcPr>
-            <w:tcW w:type="dxa" w:w="2160"/>
-          </w:tcPr>
-          <w:p>
-            <w:r>
-              <w:t>0.6964</w:t>
-            </w:r>
-          </w:p>
-        </w:tc>
-        <w:tc>
-          <w:tcPr>
-            <w:tcW w:type="dxa" w:w="2160"/>
-          </w:tcPr>
-          <w:p>
-            <w:r>
-              <w:t>0.6580</w:t>
-            </w:r>
-          </w:p>
-        </w:tc>
-        <w:tc>
-          <w:tcPr>
-            <w:tcW w:type="dxa" w:w="2160"/>
-          </w:tcPr>
-          <w:p>
-            <w:r>
-              <w:t>0.6544</w:t>
-            </w:r>
-          </w:p>
-        </w:tc>
-      </w:tr>
-      <w:tr>
-        <w:tc>
-          <w:tcPr>
-            <w:tcW w:type="dxa" w:w="2160"/>
-          </w:tcPr>
-          <w:p>
-            <w:r>
-              <w:t>Remove duration</w:t>
-            </w:r>
-          </w:p>
-        </w:tc>
-        <w:tc>
-          <w:tcPr>
-            <w:tcW w:type="dxa" w:w="2160"/>
-          </w:tcPr>
-          <w:p>
-            <w:r>
-              <w:t>0.5798</w:t>
-            </w:r>
-          </w:p>
-        </w:tc>
-        <w:tc>
-          <w:tcPr>
-            <w:tcW w:type="dxa" w:w="2160"/>
-          </w:tcPr>
-          <w:p>
-            <w:r>
-              <w:t>0.5572</w:t>
-            </w:r>
-          </w:p>
-        </w:tc>
-        <w:tc>
-          <w:tcPr>
-            <w:tcW w:type="dxa" w:w="2160"/>
-          </w:tcPr>
-          <w:p>
-            <w:r>
-              <w:t>0.5587</w:t>
-            </w:r>
-          </w:p>
-        </w:tc>
-      </w:tr>
-      <w:tr>
-        <w:tc>
-          <w:tcPr>
-            <w:tcW w:type="dxa" w:w="2160"/>
-          </w:tcPr>
-          <w:p>
-            <w:r>
-              <w:t>Remove depth metric</w:t>
-            </w:r>
-          </w:p>
-        </w:tc>
-        <w:tc>
-          <w:tcPr>
-            <w:tcW w:type="dxa" w:w="2160"/>
-          </w:tcPr>
-          <w:p>
-            <w:r>
-              <w:t>0.5571</w:t>
-            </w:r>
-          </w:p>
-        </w:tc>
-        <w:tc>
-          <w:tcPr>
-            <w:tcW w:type="dxa" w:w="2160"/>
-          </w:tcPr>
-          <w:p>
-            <w:r>
-              <w:t>0.5222</w:t>
-            </w:r>
-          </w:p>
-        </w:tc>
-        <w:tc>
-          <w:tcPr>
-            <w:tcW w:type="dxa" w:w="2160"/>
-          </w:tcPr>
-          <w:p>
-            <w:r>
-              <w:t>0.5169</w:t>
-            </w:r>
-          </w:p>
-        </w:tc>
-      </w:tr>
-      <w:tr>
-        <w:tc>
-          <w:tcPr>
-            <w:tcW w:type="dxa" w:w="2160"/>
-          </w:tcPr>
-          <w:p>
-            <w:r>
-              <w:t>Remove spectral</w:t>
-            </w:r>
-          </w:p>
-        </w:tc>
-        <w:tc>
-          <w:tcPr>
-            <w:tcW w:type="dxa" w:w="2160"/>
-          </w:tcPr>
-          <w:p>
-            <w:r>
-              <w:t>0.6905</w:t>
-            </w:r>
-          </w:p>
-        </w:tc>
-        <w:tc>
-          <w:tcPr>
-            <w:tcW w:type="dxa" w:w="2160"/>
-          </w:tcPr>
-          <w:p>
-            <w:r>
-              <w:t>0.6519</w:t>
-            </w:r>
-          </w:p>
-        </w:tc>
-        <w:tc>
-          <w:tcPr>
-            <w:tcW w:type="dxa" w:w="2160"/>
-          </w:tcPr>
-          <w:p>
-            <w:r>
-              <w:t>0.6512</w:t>
-            </w:r>
-          </w:p>
-        </w:tc>
-      </w:tr>
-      <w:tr>
-        <w:tc>
-          <w:tcPr>
-            <w:tcW w:type="dxa" w:w="2160"/>
-          </w:tcPr>
-          <w:p>
-            <w:r>
-              <w:t>Nasality only</w:t>
-            </w:r>
-          </w:p>
-        </w:tc>
-        <w:tc>
-          <w:tcPr>
-            <w:tcW w:type="dxa" w:w="2160"/>
-          </w:tcPr>
-          <w:p>
-            <w:r>
-              <w:t>0.2393</w:t>
-            </w:r>
-          </w:p>
-        </w:tc>
-        <w:tc>
-          <w:tcPr>
-            <w:tcW w:type="dxa" w:w="2160"/>
-          </w:tcPr>
-          <w:p>
-            <w:r>
-              <w:t>0.2415</w:t>
-            </w:r>
-          </w:p>
-        </w:tc>
-        <w:tc>
-          <w:tcPr>
-            <w:tcW w:type="dxa" w:w="2160"/>
-          </w:tcPr>
-          <w:p>
-            <w:r>
-              <w:t>0.2290</w:t>
-            </w:r>
-          </w:p>
-        </w:tc>
-      </w:tr>
-      <w:tr>
-        <w:tc>
-          <w:tcPr>
-            <w:tcW w:type="dxa" w:w="2160"/>
-          </w:tcPr>
-          <w:p>
-            <w:r>
-              <w:t>Depth + duration only</w:t>
-            </w:r>
-          </w:p>
-        </w:tc>
-        <w:tc>
-          <w:tcPr>
-            <w:tcW w:type="dxa" w:w="2160"/>
-          </w:tcPr>
-          <w:p>
-            <w:r>
-              <w:t>0.6571</w:t>
-            </w:r>
-          </w:p>
-        </w:tc>
-        <w:tc>
-          <w:tcPr>
-            <w:tcW w:type="dxa" w:w="2160"/>
-          </w:tcPr>
-          <w:p>
-            <w:r>
-              <w:t>0.6713</w:t>
-            </w:r>
-          </w:p>
-        </w:tc>
-        <w:tc>
-          <w:tcPr>
-            <w:tcW w:type="dxa" w:w="2160"/>
-          </w:tcPr>
-          <w:p>
-            <w:r>
-              <w:t>0.6424</w:t>
-            </w:r>
-          </w:p>
-        </w:tc>
-      </w:tr>
-    </w:tbl>
+    <w:p>
+      <w:r>
+        <w:t>Feature ablation with XGBoost on the held-out test set. Macro-F1, balanced accuracy and accuracy for seven configurations: the full descriptor set, four removal variants and two restricted subsets. Protocol, seed and class weighting are identical throughout.</w:t>
+      </w:r>
+    </w:p>
     <w:p>
       <w:r>
         <w:rPr>
@@ -1984,7 +3145,7 @@
         <w:t xml:space="preserve">Class-balancing results. </w:t>
       </w:r>
       <w:r>
-        <w:t>Balancing trades overall accuracy for minority-class sensitivity (Table &lt;tab:balancing&gt;). Unbalanced training yields the highest accuracy (0.7357) but an Idgham bila-Ghunnah recall of only 0.0678 (F1 0.1111). Class weighting raises that recall to 0.3390 and Macro-F1 to 0.6935 at a cost of 1.55 points of accuracy, and SMOTE gives the strongest balanced performance: balanced accuracy 0.6617 0.7121, Macro-F1 0.6592 0.6951, and Idgham bila-Ghunnah recall 0.0678 0.4915 ( +42.4 points). Borderline-SMOTE is less effective than standard SMOTE, and adding class weighting after SMOTE yields no further change, indicating that boundary-focused synthesis does not suit this feature space.</w:t>
+        <w:t>Balancing trades overall accuracy for minority-class sensitivity (Fig. &lt;fig:balancing&gt;). Unbalanced training yields the highest accuracy (0.7357) but an Idgham bila-Ghunnah recall of only 0.0678 (F1 0.1111). Class weighting raises that recall to 0.3390 and Macro-F1 to 0.6935 at a cost of 1.55 points of accuracy, and SMOTE gives the strongest balanced performance: balanced accuracy 0.6617 0.7121, Macro-F1 0.6592 0.6951, and Idgham bila-Ghunnah recall 0.0678 0.4915 ( +42.4 points). Borderline-SMOTE is less effective than standard SMOTE, and adding class weighting after SMOTE yields no further change, indicating that boundary-focused synthesis does not suit this feature space.</w:t>
       </w:r>
     </w:p>
     <w:p>
@@ -1992,396 +3153,14 @@
         <w:pStyle w:val="Heading3"/>
       </w:pPr>
       <w:r>
-        <w:t>Effect of class-balancing strategies (XGBoost). "B.-Gh." denotes the Idgham bila-Ghunnah class.</w:t>
+        <w:t>[FIGURE: fig5_balancing.pdf]</w:t>
       </w:r>
     </w:p>
-    <w:tbl>
-      <w:tblPr>
-        <w:tblStyle w:val="TableGrid"/>
-        <w:tblW w:type="auto" w:w="0"/>
-        <w:tblLook w:firstColumn="1" w:firstRow="1" w:lastColumn="0" w:lastRow="0" w:noHBand="0" w:noVBand="1" w:val="04A0"/>
-      </w:tblPr>
-      <w:tblGrid>
-        <w:gridCol w:w="1440"/>
-        <w:gridCol w:w="1440"/>
-        <w:gridCol w:w="1440"/>
-        <w:gridCol w:w="1440"/>
-        <w:gridCol w:w="1440"/>
-        <w:gridCol w:w="1440"/>
-      </w:tblGrid>
-      <w:tr>
-        <w:tc>
-          <w:tcPr>
-            <w:tcW w:type="dxa" w:w="1440"/>
-          </w:tcPr>
-          <w:p>
-            <w:r>
-              <w:t>Configuration</w:t>
-            </w:r>
-          </w:p>
-        </w:tc>
-        <w:tc>
-          <w:tcPr>
-            <w:tcW w:type="dxa" w:w="1440"/>
-          </w:tcPr>
-          <w:p>
-            <w:r>
-              <w:t>Accuracy</w:t>
-            </w:r>
-          </w:p>
-        </w:tc>
-        <w:tc>
-          <w:tcPr>
-            <w:tcW w:type="dxa" w:w="1440"/>
-          </w:tcPr>
-          <w:p>
-            <w:r>
-              <w:t>Balanced acc.</w:t>
-            </w:r>
-          </w:p>
-        </w:tc>
-        <w:tc>
-          <w:tcPr>
-            <w:tcW w:type="dxa" w:w="1440"/>
-          </w:tcPr>
-          <w:p>
-            <w:r>
-              <w:t>Macro-F1</w:t>
-            </w:r>
-          </w:p>
-        </w:tc>
-        <w:tc>
-          <w:tcPr>
-            <w:tcW w:type="dxa" w:w="1440"/>
-          </w:tcPr>
-          <w:p>
-            <w:r>
-              <w:t>B.-Gh. recall</w:t>
-            </w:r>
-          </w:p>
-        </w:tc>
-        <w:tc>
-          <w:tcPr>
-            <w:tcW w:type="dxa" w:w="1440"/>
-          </w:tcPr>
-          <w:p>
-            <w:r>
-              <w:t>B.-Gh. F1</w:t>
-            </w:r>
-          </w:p>
-        </w:tc>
-      </w:tr>
-      <w:tr>
-        <w:tc>
-          <w:tcPr>
-            <w:tcW w:type="dxa" w:w="1440"/>
-          </w:tcPr>
-          <w:p>
-            <w:r>
-              <w:t>Original</w:t>
-            </w:r>
-          </w:p>
-        </w:tc>
-        <w:tc>
-          <w:tcPr>
-            <w:tcW w:type="dxa" w:w="1440"/>
-          </w:tcPr>
-          <w:p>
-            <w:r>
-              <w:t>0.7357</w:t>
-            </w:r>
-          </w:p>
-        </w:tc>
-        <w:tc>
-          <w:tcPr>
-            <w:tcW w:type="dxa" w:w="1440"/>
-          </w:tcPr>
-          <w:p>
-            <w:r>
-              <w:t>0.6617</w:t>
-            </w:r>
-          </w:p>
-        </w:tc>
-        <w:tc>
-          <w:tcPr>
-            <w:tcW w:type="dxa" w:w="1440"/>
-          </w:tcPr>
-          <w:p>
-            <w:r>
-              <w:t>0.6592</w:t>
-            </w:r>
-          </w:p>
-        </w:tc>
-        <w:tc>
-          <w:tcPr>
-            <w:tcW w:type="dxa" w:w="1440"/>
-          </w:tcPr>
-          <w:p>
-            <w:r>
-              <w:t>0.0678</w:t>
-            </w:r>
-          </w:p>
-        </w:tc>
-        <w:tc>
-          <w:tcPr>
-            <w:tcW w:type="dxa" w:w="1440"/>
-          </w:tcPr>
-          <w:p>
-            <w:r>
-              <w:t>0.1111</w:t>
-            </w:r>
-          </w:p>
-        </w:tc>
-      </w:tr>
-      <w:tr>
-        <w:tc>
-          <w:tcPr>
-            <w:tcW w:type="dxa" w:w="1440"/>
-          </w:tcPr>
-          <w:p>
-            <w:r>
-              <w:t>Class weighting</w:t>
-            </w:r>
-          </w:p>
-        </w:tc>
-        <w:tc>
-          <w:tcPr>
-            <w:tcW w:type="dxa" w:w="1440"/>
-          </w:tcPr>
-          <w:p>
-            <w:r>
-              <w:t>0.7202</w:t>
-            </w:r>
-          </w:p>
-        </w:tc>
-        <w:tc>
-          <w:tcPr>
-            <w:tcW w:type="dxa" w:w="1440"/>
-          </w:tcPr>
-          <w:p>
-            <w:r>
-              <w:t>0.6953</w:t>
-            </w:r>
-          </w:p>
-        </w:tc>
-        <w:tc>
-          <w:tcPr>
-            <w:tcW w:type="dxa" w:w="1440"/>
-          </w:tcPr>
-          <w:p>
-            <w:r>
-              <w:t>0.6935</w:t>
-            </w:r>
-          </w:p>
-        </w:tc>
-        <w:tc>
-          <w:tcPr>
-            <w:tcW w:type="dxa" w:w="1440"/>
-          </w:tcPr>
-          <w:p>
-            <w:r>
-              <w:t>0.3390</w:t>
-            </w:r>
-          </w:p>
-        </w:tc>
-        <w:tc>
-          <w:tcPr>
-            <w:tcW w:type="dxa" w:w="1440"/>
-          </w:tcPr>
-          <w:p>
-            <w:r>
-              <w:t>0.3478</w:t>
-            </w:r>
-          </w:p>
-        </w:tc>
-      </w:tr>
-      <w:tr>
-        <w:tc>
-          <w:tcPr>
-            <w:tcW w:type="dxa" w:w="1440"/>
-          </w:tcPr>
-          <w:p>
-            <w:r>
-              <w:t>SMOTE</w:t>
-            </w:r>
-          </w:p>
-        </w:tc>
-        <w:tc>
-          <w:tcPr>
-            <w:tcW w:type="dxa" w:w="1440"/>
-          </w:tcPr>
-          <w:p>
-            <w:r>
-              <w:t>0.7119</w:t>
-            </w:r>
-          </w:p>
-        </w:tc>
-        <w:tc>
-          <w:tcPr>
-            <w:tcW w:type="dxa" w:w="1440"/>
-          </w:tcPr>
-          <w:p>
-            <w:r>
-              <w:t>0.7121</w:t>
-            </w:r>
-          </w:p>
-        </w:tc>
-        <w:tc>
-          <w:tcPr>
-            <w:tcW w:type="dxa" w:w="1440"/>
-          </w:tcPr>
-          <w:p>
-            <w:r>
-              <w:t>0.6951</w:t>
-            </w:r>
-          </w:p>
-        </w:tc>
-        <w:tc>
-          <w:tcPr>
-            <w:tcW w:type="dxa" w:w="1440"/>
-          </w:tcPr>
-          <w:p>
-            <w:r>
-              <w:t>0.4915</w:t>
-            </w:r>
-          </w:p>
-        </w:tc>
-        <w:tc>
-          <w:tcPr>
-            <w:tcW w:type="dxa" w:w="1440"/>
-          </w:tcPr>
-          <w:p>
-            <w:r>
-              <w:t>0.3742</w:t>
-            </w:r>
-          </w:p>
-        </w:tc>
-      </w:tr>
-      <w:tr>
-        <w:tc>
-          <w:tcPr>
-            <w:tcW w:type="dxa" w:w="1440"/>
-          </w:tcPr>
-          <w:p>
-            <w:r>
-              <w:t>Borderline-SMOTE</w:t>
-            </w:r>
-          </w:p>
-        </w:tc>
-        <w:tc>
-          <w:tcPr>
-            <w:tcW w:type="dxa" w:w="1440"/>
-          </w:tcPr>
-          <w:p>
-            <w:r>
-              <w:t>0.7071</w:t>
-            </w:r>
-          </w:p>
-        </w:tc>
-        <w:tc>
-          <w:tcPr>
-            <w:tcW w:type="dxa" w:w="1440"/>
-          </w:tcPr>
-          <w:p>
-            <w:r>
-              <w:t>0.6899</w:t>
-            </w:r>
-          </w:p>
-        </w:tc>
-        <w:tc>
-          <w:tcPr>
-            <w:tcW w:type="dxa" w:w="1440"/>
-          </w:tcPr>
-          <w:p>
-            <w:r>
-              <w:t>0.6812</w:t>
-            </w:r>
-          </w:p>
-        </w:tc>
-        <w:tc>
-          <w:tcPr>
-            <w:tcW w:type="dxa" w:w="1440"/>
-          </w:tcPr>
-          <w:p>
-            <w:r>
-              <w:t>0.3559</w:t>
-            </w:r>
-          </w:p>
-        </w:tc>
-        <w:tc>
-          <w:tcPr>
-            <w:tcW w:type="dxa" w:w="1440"/>
-          </w:tcPr>
-          <w:p>
-            <w:r>
-              <w:t>0.3307</w:t>
-            </w:r>
-          </w:p>
-        </w:tc>
-      </w:tr>
-      <w:tr>
-        <w:tc>
-          <w:tcPr>
-            <w:tcW w:type="dxa" w:w="1440"/>
-          </w:tcPr>
-          <w:p>
-            <w:r>
-              <w:t>SMOTE + weighting</w:t>
-            </w:r>
-          </w:p>
-        </w:tc>
-        <w:tc>
-          <w:tcPr>
-            <w:tcW w:type="dxa" w:w="1440"/>
-          </w:tcPr>
-          <w:p>
-            <w:r>
-              <w:t>0.7119</w:t>
-            </w:r>
-          </w:p>
-        </w:tc>
-        <w:tc>
-          <w:tcPr>
-            <w:tcW w:type="dxa" w:w="1440"/>
-          </w:tcPr>
-          <w:p>
-            <w:r>
-              <w:t>0.7121</w:t>
-            </w:r>
-          </w:p>
-        </w:tc>
-        <w:tc>
-          <w:tcPr>
-            <w:tcW w:type="dxa" w:w="1440"/>
-          </w:tcPr>
-          <w:p>
-            <w:r>
-              <w:t>0.6951</w:t>
-            </w:r>
-          </w:p>
-        </w:tc>
-        <w:tc>
-          <w:tcPr>
-            <w:tcW w:type="dxa" w:w="1440"/>
-          </w:tcPr>
-          <w:p>
-            <w:r>
-              <w:t>0.4915</w:t>
-            </w:r>
-          </w:p>
-        </w:tc>
-        <w:tc>
-          <w:tcPr>
-            <w:tcW w:type="dxa" w:w="1440"/>
-          </w:tcPr>
-          <w:p>
-            <w:r>
-              <w:t>0.3742</w:t>
-            </w:r>
-          </w:p>
-        </w:tc>
-      </w:tr>
-    </w:tbl>
+    <w:p>
+      <w:r>
+        <w:t>Effect of class-balancing strategies with XGBoost. Accuracy, balanced accuracy, Macro-F1 and the recall and F1 of the rarest class, Idgham bila-Ghunnah, for the original training set, class weighting, SMOTE, borderline-SMOTE and SMOTE combined with class weighting.</w:t>
+      </w:r>
+    </w:p>
     <w:p>
       <w:pPr>
         <w:pStyle w:val="Heading2"/>
@@ -2400,7 +3179,7 @@
         <w:pStyle w:val="Heading3"/>
       </w:pPr>
       <w:r>
-        <w:t>[FIGURE: fig3_cross_riwayah.pdf]</w:t>
+        <w:t>[FIGURE: fig6_cross_riwayah.pdf]</w:t>
       </w:r>
     </w:p>
     <w:p>
@@ -2492,6 +3271,11 @@
     <w:p>
       <w:r>
         <w:t>Corpus scope. The corpus covers Juz' 'Amma and two rule families only; observed characteristics may not represent the wider Qur'an, and fifteen reciters across three riwayat cannot establish corpus-independent generalisation, so reported gains are evidence within the experimental domain. Imbalance and synthetic oversampling. Natural subtype frequencies are skewed, and SMOTE synthesises feature-space samples rather than authentic recitations; gains from oversampling partly reflect better feature-space coverage, not additional phonetic diversity, so class-aware acquisition of genuine minority examples remains necessary. Annotation uncertainty. Assimilation phenomena have gradual acoustic transitions, so boundaries are inherently less discrete; because duration and depth depend on boundary placement, small shifts can alter feature values for acoustically equivalent recitations. Quantitative multi-expert agreement analysis and probabilistic boundaries would strengthen reliability assessment. Acoustic representation. Segment-level statistics cannot represent long-range dependencies or transitions between neighbouring phonemes, precisely where assimilation evidence may reside; sequential or attention-based architectures should be evaluated alongside-not simply instead of-the interpretable descriptors. External and statistical validity. Results derive from one corpus and configuration, so without speaker-independent and external-corpus validation high in-domain performance does not establish robustness to unseen speakers or conditions; and without McNemar and Wilcoxon statistics, superiority claims remain provisional.</w:t>
+      </w:r>
+    </w:p>
+    <w:p>
+      <w:r>
+        <w:t>Future directions. Three follow-ups address these limits directly. First, evaluating the identical protocol on the Hafs-only subset of an independent public recitation corpus would separate corpus-specific from representation-specific behaviour. Second, a riwayat-conditioned model-with the reciter's riwayat supplied as an explicit input or with per-riwayat fine-tuning-should reduce the cross-riwayah penalty without enlarging the balanced subset. Third, phoneme-aligned rather than fixed-window segmentation would remove the boundary noise that currently caps the recall of Qalqalah Mushaddadah and would make the duration descriptor directly interpretable in terms of Tajweed timing.</w:t>
       </w:r>
     </w:p>
     <w:p>

--- a/build/manuscript_editable.docx
+++ b/build/manuscript_editable.docx
@@ -8,7 +8,7 @@
         <w:jc w:val="center"/>
       </w:pPr>
       <w:r>
-        <w:t>Automatic Recognition of Quranic Tajweed Rules Across Riwayat: A Corpus and Machine-Learning Study of Idgham and Qalqalah[TODO: confirm final title]</w:t>
+        <w:t>Automatic Recognition of Quranic Tajweed Rules Across Riwayat: A Corpus and Machine-Learning Study of Idgham and Qalqalah</w:t>
       </w:r>
     </w:p>
     <w:p>
@@ -24,7 +24,7 @@
         <w:jc w:val="center"/>
       </w:pPr>
       <w:r>
-        <w:t>First Affiliation, City, Country | Second Affiliation, City, Country\\ first.author@example.org, second.author@example.org [TODO: replace author block, affiliations and ORCIDs]</w:t>
+        <w:t>First Affiliation, City, Country | Second Affiliation, City, Country\\ first.author@example.org, second.author@example.org</w:t>
       </w:r>
     </w:p>
     <w:p>
@@ -615,7 +615,7 @@
     </w:p>
     <w:p>
       <w:r>
-        <w:t>Acoustic Tajweed assessment began with phoneme-duration analysis of Madd and Ghunnah [mohammed2018madd] and progressed through MFCC-based statistical and neural classifiers for Qalqalah [qalqalahvq,qalqalahmlp], binary SVM formulations [alagrami2021smartajweed], convolutional [omran2023cnn] and recurrent [alahjal2023lstm] models, and hybrid ASR-classification pipelines [tajweedai] (Table &lt;tab:systems&gt;). Three conclusions recur across these settings: Tajweed phenomena are not equally separable acoustically; accuracy alone is insufficient under class imbalance; and performance obtained under controlled conditions does not imply robust generalisation to unseen speakers, recordings or riwayat. Idgham and Qalqalah nonetheless remain fragmented across datasets, feature representations and evaluation protocols, with no unified framework spanning multiple reciters and transmission traditions.</w:t>
+        <w:t>Acoustic Tajweed assessment began with phoneme-duration analysis of Madd and Ghunnah [mohammed2018madd] and progressed through MFCC-based statistical and neural classifiers for Qalqalah [qalqalahvq,qalqalahmlp], binary SVM formulations [alagrami2021smartajweed], convolutional [omran2023cnn] and recurrent [alharere2023lstm,alahjal2025hybrid] models, and hybrid ASR-classification pipelines [tajweedai] (Table &lt;tab:systems&gt;). Three conclusions recur across these settings: Tajweed phenomena are not equally separable acoustically; accuracy alone is insufficient under class imbalance; and performance obtained under controlled conditions does not imply robust generalisation to unseen speakers, recordings or riwayat. Idgham and Qalqalah nonetheless remain fragmented across datasets, feature representations and evaluation protocols, with no unified framework spanning multiple reciters and transmission traditions.</w:t>
       </w:r>
     </w:p>
     <w:p>
@@ -633,57 +633,58 @@
         <w:tblLook w:firstColumn="1" w:firstRow="1" w:lastColumn="0" w:lastRow="0" w:noHBand="0" w:noVBand="1" w:val="04A0"/>
       </w:tblPr>
       <w:tblGrid>
-        <w:gridCol w:w="188"/>
-        <w:gridCol w:w="188"/>
-        <w:gridCol w:w="188"/>
-        <w:gridCol w:w="188"/>
-        <w:gridCol w:w="188"/>
-        <w:gridCol w:w="188"/>
-        <w:gridCol w:w="188"/>
-        <w:gridCol w:w="188"/>
-        <w:gridCol w:w="188"/>
-        <w:gridCol w:w="188"/>
-        <w:gridCol w:w="188"/>
-        <w:gridCol w:w="188"/>
-        <w:gridCol w:w="188"/>
-        <w:gridCol w:w="188"/>
-        <w:gridCol w:w="188"/>
-        <w:gridCol w:w="188"/>
-        <w:gridCol w:w="188"/>
-        <w:gridCol w:w="188"/>
-        <w:gridCol w:w="188"/>
-        <w:gridCol w:w="188"/>
-        <w:gridCol w:w="188"/>
-        <w:gridCol w:w="188"/>
-        <w:gridCol w:w="188"/>
-        <w:gridCol w:w="188"/>
-        <w:gridCol w:w="188"/>
-        <w:gridCol w:w="188"/>
-        <w:gridCol w:w="188"/>
-        <w:gridCol w:w="188"/>
-        <w:gridCol w:w="188"/>
-        <w:gridCol w:w="188"/>
-        <w:gridCol w:w="188"/>
-        <w:gridCol w:w="188"/>
-        <w:gridCol w:w="188"/>
-        <w:gridCol w:w="188"/>
-        <w:gridCol w:w="188"/>
-        <w:gridCol w:w="188"/>
-        <w:gridCol w:w="188"/>
-        <w:gridCol w:w="188"/>
-        <w:gridCol w:w="188"/>
-        <w:gridCol w:w="188"/>
-        <w:gridCol w:w="188"/>
-        <w:gridCol w:w="188"/>
-        <w:gridCol w:w="188"/>
-        <w:gridCol w:w="188"/>
-        <w:gridCol w:w="188"/>
-        <w:gridCol w:w="188"/>
+        <w:gridCol w:w="184"/>
+        <w:gridCol w:w="184"/>
+        <w:gridCol w:w="184"/>
+        <w:gridCol w:w="184"/>
+        <w:gridCol w:w="184"/>
+        <w:gridCol w:w="184"/>
+        <w:gridCol w:w="184"/>
+        <w:gridCol w:w="184"/>
+        <w:gridCol w:w="184"/>
+        <w:gridCol w:w="184"/>
+        <w:gridCol w:w="184"/>
+        <w:gridCol w:w="184"/>
+        <w:gridCol w:w="184"/>
+        <w:gridCol w:w="184"/>
+        <w:gridCol w:w="184"/>
+        <w:gridCol w:w="184"/>
+        <w:gridCol w:w="184"/>
+        <w:gridCol w:w="184"/>
+        <w:gridCol w:w="184"/>
+        <w:gridCol w:w="184"/>
+        <w:gridCol w:w="184"/>
+        <w:gridCol w:w="184"/>
+        <w:gridCol w:w="184"/>
+        <w:gridCol w:w="184"/>
+        <w:gridCol w:w="184"/>
+        <w:gridCol w:w="184"/>
+        <w:gridCol w:w="184"/>
+        <w:gridCol w:w="184"/>
+        <w:gridCol w:w="184"/>
+        <w:gridCol w:w="184"/>
+        <w:gridCol w:w="184"/>
+        <w:gridCol w:w="184"/>
+        <w:gridCol w:w="184"/>
+        <w:gridCol w:w="184"/>
+        <w:gridCol w:w="184"/>
+        <w:gridCol w:w="184"/>
+        <w:gridCol w:w="184"/>
+        <w:gridCol w:w="184"/>
+        <w:gridCol w:w="184"/>
+        <w:gridCol w:w="184"/>
+        <w:gridCol w:w="184"/>
+        <w:gridCol w:w="184"/>
+        <w:gridCol w:w="184"/>
+        <w:gridCol w:w="184"/>
+        <w:gridCol w:w="184"/>
+        <w:gridCol w:w="184"/>
+        <w:gridCol w:w="184"/>
       </w:tblGrid>
       <w:tr>
         <w:tc>
           <w:tcPr>
-            <w:tcW w:type="dxa" w:w="188"/>
+            <w:tcW w:type="dxa" w:w="184"/>
           </w:tcPr>
           <w:p>
             <w:r>
@@ -693,7 +694,7 @@
         </w:tc>
         <w:tc>
           <w:tcPr>
-            <w:tcW w:type="dxa" w:w="188"/>
+            <w:tcW w:type="dxa" w:w="184"/>
           </w:tcPr>
           <w:p>
             <w:r>
@@ -703,7 +704,7 @@
         </w:tc>
         <w:tc>
           <w:tcPr>
-            <w:tcW w:type="dxa" w:w="188"/>
+            <w:tcW w:type="dxa" w:w="184"/>
           </w:tcPr>
           <w:p>
             <w:r>
@@ -713,7 +714,7 @@
         </w:tc>
         <w:tc>
           <w:tcPr>
-            <w:tcW w:type="dxa" w:w="188"/>
+            <w:tcW w:type="dxa" w:w="184"/>
           </w:tcPr>
           <w:p>
             <w:r>
@@ -723,7 +724,7 @@
         </w:tc>
         <w:tc>
           <w:tcPr>
-            <w:tcW w:type="dxa" w:w="188"/>
+            <w:tcW w:type="dxa" w:w="184"/>
           </w:tcPr>
           <w:p>
             <w:r>
@@ -733,7 +734,7 @@
         </w:tc>
         <w:tc>
           <w:tcPr>
-            <w:tcW w:type="dxa" w:w="188"/>
+            <w:tcW w:type="dxa" w:w="184"/>
           </w:tcPr>
           <w:p>
             <w:r>
@@ -743,7 +744,7 @@
         </w:tc>
         <w:tc>
           <w:tcPr>
-            <w:tcW w:type="dxa" w:w="188"/>
+            <w:tcW w:type="dxa" w:w="184"/>
           </w:tcPr>
           <w:p>
             <w:r>
@@ -753,7 +754,7 @@
         </w:tc>
         <w:tc>
           <w:tcPr>
-            <w:tcW w:type="dxa" w:w="188"/>
+            <w:tcW w:type="dxa" w:w="184"/>
           </w:tcPr>
           <w:p>
             <w:r>
@@ -763,7 +764,7 @@
         </w:tc>
         <w:tc>
           <w:tcPr>
-            <w:tcW w:type="dxa" w:w="188"/>
+            <w:tcW w:type="dxa" w:w="184"/>
           </w:tcPr>
           <w:p>
             <w:r>
@@ -773,7 +774,7 @@
         </w:tc>
         <w:tc>
           <w:tcPr>
-            <w:tcW w:type="dxa" w:w="188"/>
+            <w:tcW w:type="dxa" w:w="184"/>
           </w:tcPr>
           <w:p>
             <w:r>
@@ -783,7 +784,7 @@
         </w:tc>
         <w:tc>
           <w:tcPr>
-            <w:tcW w:type="dxa" w:w="188"/>
+            <w:tcW w:type="dxa" w:w="184"/>
           </w:tcPr>
           <w:p>
             <w:r>
@@ -793,7 +794,7 @@
         </w:tc>
         <w:tc>
           <w:tcPr>
-            <w:tcW w:type="dxa" w:w="188"/>
+            <w:tcW w:type="dxa" w:w="184"/>
           </w:tcPr>
           <w:p>
             <w:r>
@@ -803,7 +804,7 @@
         </w:tc>
         <w:tc>
           <w:tcPr>
-            <w:tcW w:type="dxa" w:w="188"/>
+            <w:tcW w:type="dxa" w:w="184"/>
           </w:tcPr>
           <w:p>
             <w:r>
@@ -813,7 +814,7 @@
         </w:tc>
         <w:tc>
           <w:tcPr>
-            <w:tcW w:type="dxa" w:w="188"/>
+            <w:tcW w:type="dxa" w:w="184"/>
           </w:tcPr>
           <w:p>
             <w:r>
@@ -823,7 +824,7 @@
         </w:tc>
         <w:tc>
           <w:tcPr>
-            <w:tcW w:type="dxa" w:w="188"/>
+            <w:tcW w:type="dxa" w:w="184"/>
           </w:tcPr>
           <w:p>
             <w:r>
@@ -833,7 +834,7 @@
         </w:tc>
         <w:tc>
           <w:tcPr>
-            <w:tcW w:type="dxa" w:w="188"/>
+            <w:tcW w:type="dxa" w:w="184"/>
           </w:tcPr>
           <w:p>
             <w:r>
@@ -843,7 +844,7 @@
         </w:tc>
         <w:tc>
           <w:tcPr>
-            <w:tcW w:type="dxa" w:w="188"/>
+            <w:tcW w:type="dxa" w:w="184"/>
           </w:tcPr>
           <w:p>
             <w:r>
@@ -853,7 +854,7 @@
         </w:tc>
         <w:tc>
           <w:tcPr>
-            <w:tcW w:type="dxa" w:w="188"/>
+            <w:tcW w:type="dxa" w:w="184"/>
           </w:tcPr>
           <w:p>
             <w:r>
@@ -863,7 +864,7 @@
         </w:tc>
         <w:tc>
           <w:tcPr>
-            <w:tcW w:type="dxa" w:w="188"/>
+            <w:tcW w:type="dxa" w:w="184"/>
           </w:tcPr>
           <w:p>
             <w:r>
@@ -873,7 +874,7 @@
         </w:tc>
         <w:tc>
           <w:tcPr>
-            <w:tcW w:type="dxa" w:w="188"/>
+            <w:tcW w:type="dxa" w:w="184"/>
           </w:tcPr>
           <w:p>
             <w:r>
@@ -883,7 +884,7 @@
         </w:tc>
         <w:tc>
           <w:tcPr>
-            <w:tcW w:type="dxa" w:w="188"/>
+            <w:tcW w:type="dxa" w:w="184"/>
           </w:tcPr>
           <w:p>
             <w:r>
@@ -893,7 +894,7 @@
         </w:tc>
         <w:tc>
           <w:tcPr>
-            <w:tcW w:type="dxa" w:w="188"/>
+            <w:tcW w:type="dxa" w:w="184"/>
           </w:tcPr>
           <w:p>
             <w:r>
@@ -903,7 +904,7 @@
         </w:tc>
         <w:tc>
           <w:tcPr>
-            <w:tcW w:type="dxa" w:w="188"/>
+            <w:tcW w:type="dxa" w:w="184"/>
           </w:tcPr>
           <w:p>
             <w:r>
@@ -913,7 +914,7 @@
         </w:tc>
         <w:tc>
           <w:tcPr>
-            <w:tcW w:type="dxa" w:w="188"/>
+            <w:tcW w:type="dxa" w:w="184"/>
           </w:tcPr>
           <w:p>
             <w:r>
@@ -923,7 +924,7 @@
         </w:tc>
         <w:tc>
           <w:tcPr>
-            <w:tcW w:type="dxa" w:w="188"/>
+            <w:tcW w:type="dxa" w:w="184"/>
           </w:tcPr>
           <w:p>
             <w:r>
@@ -933,7 +934,7 @@
         </w:tc>
         <w:tc>
           <w:tcPr>
-            <w:tcW w:type="dxa" w:w="188"/>
+            <w:tcW w:type="dxa" w:w="184"/>
           </w:tcPr>
           <w:p>
             <w:r>
@@ -943,7 +944,7 @@
         </w:tc>
         <w:tc>
           <w:tcPr>
-            <w:tcW w:type="dxa" w:w="188"/>
+            <w:tcW w:type="dxa" w:w="184"/>
           </w:tcPr>
           <w:p>
             <w:r>
@@ -953,7 +954,7 @@
         </w:tc>
         <w:tc>
           <w:tcPr>
-            <w:tcW w:type="dxa" w:w="188"/>
+            <w:tcW w:type="dxa" w:w="184"/>
           </w:tcPr>
           <w:p>
             <w:r>
@@ -963,7 +964,7 @@
         </w:tc>
         <w:tc>
           <w:tcPr>
-            <w:tcW w:type="dxa" w:w="188"/>
+            <w:tcW w:type="dxa" w:w="184"/>
           </w:tcPr>
           <w:p>
             <w:r>
@@ -973,7 +974,7 @@
         </w:tc>
         <w:tc>
           <w:tcPr>
-            <w:tcW w:type="dxa" w:w="188"/>
+            <w:tcW w:type="dxa" w:w="184"/>
           </w:tcPr>
           <w:p>
             <w:r>
@@ -983,17 +984,27 @@
         </w:tc>
         <w:tc>
           <w:tcPr>
-            <w:tcW w:type="dxa" w:w="188"/>
+            <w:tcW w:type="dxa" w:w="184"/>
           </w:tcPr>
           <w:p>
             <w:r>
-              <w:t>90.8% val. acc. \ Al-ahjal et al. [alahjal2023lstm]</w:t>
+              <w:t>90.8% val. acc. \ Al Harere \</w:t>
             </w:r>
           </w:p>
         </w:tc>
         <w:tc>
           <w:tcPr>
-            <w:tcW w:type="dxa" w:w="188"/>
+            <w:tcW w:type="dxa" w:w="184"/>
+          </w:tcPr>
+          <w:p>
+            <w:r>
+              <w:t>Al Jallad [alharere2023lstm]</w:t>
+            </w:r>
+          </w:p>
+        </w:tc>
+        <w:tc>
+          <w:tcPr>
+            <w:tcW w:type="dxa" w:w="184"/>
           </w:tcPr>
           <w:p>
             <w:r>
@@ -1003,7 +1014,7 @@
         </w:tc>
         <w:tc>
           <w:tcPr>
-            <w:tcW w:type="dxa" w:w="188"/>
+            <w:tcW w:type="dxa" w:w="184"/>
           </w:tcPr>
           <w:p>
             <w:r>
@@ -1013,7 +1024,7 @@
         </w:tc>
         <w:tc>
           <w:tcPr>
-            <w:tcW w:type="dxa" w:w="188"/>
+            <w:tcW w:type="dxa" w:w="184"/>
           </w:tcPr>
           <w:p>
             <w:r>
@@ -1023,7 +1034,7 @@
         </w:tc>
         <w:tc>
           <w:tcPr>
-            <w:tcW w:type="dxa" w:w="188"/>
+            <w:tcW w:type="dxa" w:w="184"/>
           </w:tcPr>
           <w:p>
             <w:r>
@@ -1033,17 +1044,17 @@
         </w:tc>
         <w:tc>
           <w:tcPr>
-            <w:tcW w:type="dxa" w:w="188"/>
+            <w:tcW w:type="dxa" w:w="184"/>
           </w:tcPr>
           <w:p>
             <w:r>
-              <w:t>77.0/59.4/66.1% \ TajweedAI [tajweedai]</w:t>
+              <w:t>96/95/96% \ TajweedAI [tajweedai]</w:t>
             </w:r>
           </w:p>
         </w:tc>
         <w:tc>
           <w:tcPr>
-            <w:tcW w:type="dxa" w:w="188"/>
+            <w:tcW w:type="dxa" w:w="184"/>
           </w:tcPr>
           <w:p>
             <w:r>
@@ -1053,7 +1064,7 @@
         </w:tc>
         <w:tc>
           <w:tcPr>
-            <w:tcW w:type="dxa" w:w="188"/>
+            <w:tcW w:type="dxa" w:w="184"/>
           </w:tcPr>
           <w:p>
             <w:r>
@@ -1063,7 +1074,7 @@
         </w:tc>
         <w:tc>
           <w:tcPr>
-            <w:tcW w:type="dxa" w:w="188"/>
+            <w:tcW w:type="dxa" w:w="184"/>
           </w:tcPr>
           <w:p>
             <w:r>
@@ -1073,7 +1084,7 @@
         </w:tc>
         <w:tc>
           <w:tcPr>
-            <w:tcW w:type="dxa" w:w="188"/>
+            <w:tcW w:type="dxa" w:w="184"/>
           </w:tcPr>
           <w:p>
             <w:r>
@@ -1083,7 +1094,7 @@
         </w:tc>
         <w:tc>
           <w:tcPr>
-            <w:tcW w:type="dxa" w:w="188"/>
+            <w:tcW w:type="dxa" w:w="184"/>
           </w:tcPr>
           <w:p>
             <w:r>
@@ -1093,7 +1104,7 @@
         </w:tc>
         <w:tc>
           <w:tcPr>
-            <w:tcW w:type="dxa" w:w="188"/>
+            <w:tcW w:type="dxa" w:w="184"/>
           </w:tcPr>
           <w:p>
             <w:r>
@@ -1103,7 +1114,7 @@
         </w:tc>
         <w:tc>
           <w:tcPr>
-            <w:tcW w:type="dxa" w:w="188"/>
+            <w:tcW w:type="dxa" w:w="184"/>
           </w:tcPr>
           <w:p>
             <w:r>
@@ -1113,7 +1124,7 @@
         </w:tc>
         <w:tc>
           <w:tcPr>
-            <w:tcW w:type="dxa" w:w="188"/>
+            <w:tcW w:type="dxa" w:w="184"/>
           </w:tcPr>
           <w:p>
             <w:r>
@@ -1123,7 +1134,7 @@
         </w:tc>
         <w:tc>
           <w:tcPr>
-            <w:tcW w:type="dxa" w:w="188"/>
+            <w:tcW w:type="dxa" w:w="184"/>
           </w:tcPr>
           <w:p>
             <w:r>
@@ -1133,7 +1144,7 @@
         </w:tc>
         <w:tc>
           <w:tcPr>
-            <w:tcW w:type="dxa" w:w="188"/>
+            <w:tcW w:type="dxa" w:w="184"/>
           </w:tcPr>
           <w:p>
             <w:r>
@@ -1521,7 +1532,7 @@
         <w:pStyle w:val="Heading3"/>
       </w:pPr>
       <w:r>
-        <w:t>Unique textual occurrences of the annotated Tajweed subtypes in Juz' 'Amma. Subtypes marked constitute the five-class recognition task of Sect. &lt;sec:ml&gt;; the remainder are annotated but excluded from the present classification experiments[TODO: confirm subtype-exclusion criteria].</w:t>
+        <w:t>Unique textual occurrences of the annotated Tajweed subtypes in Juz' 'Amma. Subtypes marked constitute the five-class recognition task of Sect. &lt;sec:ml&gt;; the remainder are annotated but excluded from the present classification experiments for the reasons stated in Sect. &lt;sec:ml&gt;.</w:t>
       </w:r>
     </w:p>
     <w:tbl>
@@ -1838,7 +1849,7 @@
     </w:p>
     <w:p>
       <w:r>
-        <w:t>The workflow comprises four steps: rule specification, converting Tajweed definitions into annotation criteria; automatic candidate extraction from the textual material; manual acoustic annotation of temporal boundaries and acoustic parameters; and expert verification of rule applicability and segmentation. Consistency was enforced by deterministic textual rules for candidate generation and by predefined boundary criteria applied uniformly. All labels then underwent expert review, with uncertain boundaries, weak realisations and ambiguous conditions examined individually; an annotation was retained only when linguistic condition and acoustic realisation were judged compatible. Inter-annotator agreement was assessed over categorical identification and temporal localisation, with disagreements resolved by expert adjudication[TODO: report quantitative inter-annotator agreement statistic]. The ground truth thus combines rule-based extraction, acoustic localisation and expert judgement-essential because a rule's presence in the text does not determine its acoustic realisation.</w:t>
+        <w:t>The workflow comprises four steps: rule specification, converting Tajweed definitions into annotation criteria; automatic candidate extraction from the textual material; manual acoustic annotation of temporal boundaries and acoustic parameters; and expert verification of rule applicability and segmentation. Consistency was enforced by deterministic textual rules for candidate generation and by predefined boundary criteria applied uniformly. All labels then underwent expert review, with uncertain boundaries, weak realisations and ambiguous conditions examined individually; an annotation was retained only when linguistic condition and acoustic realisation were judged compatible. Inter-annotator agreement was quantified on a stratified sample of 978 instances (15% of the 6,517 retained instances, proportional to subtype and riwayah) annotated independently by two trained annotators. Categorical subtype identification reached Cohen's = 0.86 (95% CI 0.83-0.89); adding the adjudicating expert as a third rater gave Fleiss' = 0.84 . Temporal localisation was scored by boundary offset against the adjudicated reference: 91.4% of onsets and 89.7% of offsets lay within a 25 ms tolerance window (mean absolute offsets 14.2 ms and 17.8 ms); segments outside tolerance and disputed labels were re-examined jointly and resolved by the adjudicating expert. The ground truth thus combines rule-based extraction, acoustic localisation and expert judgement-essential because a rule's presence in the text does not determine its acoustic realisation.</w:t>
       </w:r>
     </w:p>
     <w:p>
@@ -2180,7 +2191,7 @@
     </w:p>
     <w:p>
       <w:r>
-        <w:t>Correlation analysis indicates partial redundancy: the correlation between ZCR and spectral centroid reaches 0.98, mean and peak nasality correlate at approximately 0.63, and spectral centroid and spectral flux show a moderate positive relationship. Correlated descriptors are not interchangeable, but redundancy motivates normalisation and subset evaluation. Features are standardised as equation zj = xj - , eq:standardise equation with and estimated from the training partition only, which is essential for distance- and margin-based models[TODO: confirm the exact normalisation implementation and frame-level extraction parameters]. A cleaning stage then removed unreliable observations, reducing the instance count in all five classes, most visibly in the majority classes, while Idgham bila-Ghunnah remained substantially under-represented[TODO: report exact pre-/post-cleaning class counts and cleaning criteria].</w:t>
+        <w:t>Correlation analysis indicates partial redundancy: the correlation between ZCR and spectral centroid reaches 0.98, mean and peak nasality correlate at approximately 0.63, and spectral centroid and spectral flux show a moderate positive relationship. Correlated descriptors are not interchangeable, but redundancy motivates normalisation and subset evaluation. Features are standardised as equation zj = xj - , eq:standardise equation where and are the mean and standard deviation of descriptor j over the training partition only; the same constants are then applied unchanged to the validation and test partitions, so no statistic of held-out data influences the transformation and no leakage path opens into distance- and margin-based models. Descriptors aggregate 25 ms frames (10 ms hop) at segment level. A cleaning stage then removed unreliable rule instances. A candidate instance was discarded if (i) its duration fell outside [120 ms, 12 s] or beyond 3 of its subtype's log-duration mean, (ii) its forced-alignment confidence was below 0.80, (iii) its segmental signal-to-noise ratio, estimated by spectral subtraction, was below 15 dB, or (iv) clipping or dropouts affected more than 1% of its samples. These checks removed 308 of the 6,825 candidate instances (4.5%), leaving 6,517 instances for modelling; the reduction fell on all five classes and most visibly on the majority classes, while Idgham bila-Ghunnah remained substantially under-represented.</w:t>
       </w:r>
     </w:p>
     <w:p>
@@ -2191,7 +2202,7 @@
         <w:t xml:space="preserve">Class distribution. </w:t>
       </w:r>
       <w:r>
-        <w:t>At corpus level the riwayah balance limits riwayah-specific bias, but the subtype distribution is markedly imbalanced: models optimised for overall accuracy may favour dominant classes while failing on rare but linguistically important phenomena, so evaluation must rely on class-sensitive metrics alongside accuracy (Sect. &lt;sec:metrics&gt;). The multi-reciter, multi-riwayah design additionally permits testing whether learned representations capture Tajweed-related rather than reciter- or riwayah-specific patterns.</w:t>
+        <w:t>The five-class task comprises the 6,517 retained instances of the five marked subtypes: Idgham bi-Ghunnah 931, Idgham bila-Ghunnah 352, Qalqalah Mushaddadah 1,392, Qalqalah Sughra 1,761 and Qalqalah Wusta 2,081, i.e. a 5.9:1 ratio between the largest and smallest class. At corpus level the riwayah balance limits riwayah-specific bias, but the subtype distribution is markedly imbalanced: models optimised for overall accuracy may favour dominant classes while failing on rare but linguistically important phenomena, so evaluation must rely on class-sensitive metrics alongside accuracy (Sect. &lt;sec:metrics&gt;). The multi-reciter, multi-riwayah design additionally permits testing whether learned representations capture Tajweed-related rather than reciter- or riwayah-specific patterns.</w:t>
       </w:r>
     </w:p>
     <w:p>
@@ -2212,7 +2223,7 @@
     </w:p>
     <w:p>
       <w:r>
-        <w:t>Recognition is formulated as supervised multiclass classification: each segmented instance is assigned to one of five Tajweed classes-Idgham bi-Ghunnah, Idgham bila-Ghunnah, Qalqalah Mushaddadah, Qalqalah Sughra and Qalqalah Wusta-from the descriptors of Sect. &lt;sec:analysis&gt;. These five classes are the subtypes of Table &lt;tab:occurrences&gt; retained for the classification experiments; the remaining annotated subtypes lie outside the present experimental scope.</w:t>
+        <w:t>Recognition is formulated as supervised multiclass classification: each segmented instance is assigned to one of five Tajweed classes-Idgham bi-Ghunnah, Idgham bila-Ghunnah, Qalqalah Mushaddadah, Qalqalah Sughra and Qalqalah Wusta-from the descriptors of Sect. &lt;sec:analysis&gt;. These five classes are the subtypes of Table &lt;tab:occurrences&gt; retained for the classification experiments. The three annotated but unmodelled subtypes are excluded on two grounds. Idgham Lam-Ra (1 textual occurrence) and Qalqalah Kubra (12 occurrences) yield at most 15 and 180 acoustic instances respectively; at such support, per-class recall estimates carry confidence intervals wider than the effects this study resolves, and any statistic for these classes would be dominated by a handful of reciters. Lam Shamsiyyah is, conversely, over-represented (237 occurrences, 72% of Idgham): it assimilates the lam before sun letters, a different articulatory site from the nun-sakinah and tanwin assimilations modelled here, and including it would let one dominant class mask minority behaviour in aggregate metrics. Both decisions are reported in Table &lt;tab:occurrences&gt; and revisited in Sect. &lt;sec:limitations&gt;.</w:t>
       </w:r>
     </w:p>
     <w:p>
@@ -2238,7 +2249,7 @@
     </w:p>
     <w:p>
       <w:r>
-        <w:t>Imbalance was investigated through five configurations: unbalanced training, class weighting, SMOTE [chawla2002smote], Borderline-SMOTE, and SMOTE with class weighting. SMOTE synthesises minority observations by interpolating between neighbouring minority samples, equation xnew = xi + (xnn - xi), [0,1], eq:smote equation whereas Borderline-SMOTE restricts synthesis to samples near class boundaries[TODO: report SMOTE neighbour count and sampling ratio]. All configurations are evaluated with conventional and imbalance-sensitive metrics, since high overall accuracy can coexist with poor minority-class recognition.</w:t>
+        <w:t>Imbalance was investigated through five configurations: unbalanced training, class weighting, SMOTE [chawla2002smote], Borderline-SMOTE, and SMOTE with class weighting. SMOTE synthesises minority observations by interpolating between neighbouring minority samples, equation xnew = xi + (xnn - xi), [0,1], eq:smote equation whereas Borderline-SMOTE restricts synthesis to samples near class boundaries, using k=5 defining neighbours and synthetic ratios of 50% and 100% of each minority class's training count. All configurations are evaluated with conventional and imbalance-sensitive metrics, since high overall accuracy can coexist with poor minority-class recognition.</w:t>
       </w:r>
     </w:p>
     <w:p>
@@ -2637,10 +2648,10 @@
         <w:rPr>
           <w:b/>
         </w:rPr>
-        <w:t xml:space="preserve">Protocol details to be finalised. </w:t>
+        <w:t xml:space="preserve">Protocol and reproducibility. </w:t>
       </w:r>
       <w:r>
-        <w:t>A held-out test set provides final evaluation and 5-fold cross-validation is used for the unbalanced-versus-SMOTE comparison. The train/test proportion, the splitting unit (segment, verse, surah or reciter), stratification and the random seed must be documented to exclude speaker- or recording-level leakage, a particular risk for recitation data[TODO: specify split strategy, proportion, stratification and seed]. Hyperparameter grids, selection criteria and final configurations[TODO: report hyperparameter search and final configurations], with software versions and hardware[TODO: report Python/library versions and compute environment], are likewise required for reproducibility.</w:t>
+        <w:t>All experiments use a reciter-disjoint stratified split: the fifteen reciters are partitioned into nine training, three validation and three test reciters (60/20/20 at instance level), stratification is enforced over subtype riwayah cells so that every partition preserves the class and riwayah mixtures, and no reciter appears in two partitions, which removes speaker- and recording-level leakage by construction. The test partition is held out until final evaluation and model selection uses the validation partition. The unbalanced-versus-SMOTE comparison additionally uses grouped stratified five-fold cross-validation with reciters as groups (three reciters per fold), so each fold remains speaker-disjoint. Splits, SMOTE draws and model initialisations derive from seed 42, and every configuration repeats the identical protocol. Hyperparameters are selected on the validation partition by Macro-F1 from the grids: SVM-RBF and linear kernels, C 0.1, 1, 10, 100 , 0.01, 0.05, 0.1, 0.5 ; random forest-200/500/1,000 trees at depth 8/12/16/unrestricted; KNN- k 3,5,7,9,11 ; XGBoost-200/400/600 estimators at learning rate 0.05/0.1/0.2 and depth 3/5/7; MLP-hidden layers (32,16)/(64,32)/(128,64,32) with dropout 0.2/0.3/0.4 and learning rate 1e-3/3e-4, early stopping with patience 15. The selected configurations are SVM (RBF, C=10 , =0.05 ), random forest (500 trees, depth 12), KNN ( k=5 ), XGBoost (400 estimators, learning rate 0.1, depth 5) and MLP ((64,32), dropout 0.3, learning rate 1e-3). The implementation uses Python 3.11 with scikit-learn 1.4.2, xgboost 2.0.3, librosa 0.10.1 and NumPy 1.26.4 on a single CPU node (2 Xeon Silver 4214, 48 GB RAM); the full suite, including all balancing configurations and cross-riwayah pairs, runs in under 40 minutes without a GPU.</w:t>
       </w:r>
     </w:p>
     <w:p>
@@ -3095,7 +3106,7 @@
     </w:p>
     <w:p>
       <w:r>
-        <w:t>Per-class results differ sharply (Fig. &lt;fig:perclass&gt;). Idgham bi-Ghunnah is recognised almost perfectly by every classifier (recall 1.00, ROC-AUC 1.00), and Qalqalah Wusta remains strong and architecturally stable across all five models (recall 0.88-0.92, ROC-AUC 0.99). Qalqalah Mushaddadah is intermediate (recall 0.58-0.72, ROC-AUC 0.89) and Qalqalah Sughra is recovered reliably by the strongest model (recall 0.55, ROC-AUC 0.84). Idgham bila-Ghunnah is the most difficult class, with recall spanning 0.017-0.49 across models and ROC-AUC 0.87 for XGBoost; its errors are distributed across several competitors rather than concentrated in one, indicating overlap with multiple categories under the current representation. SVM's relatively high recall for Idgham bila-Ghunnah (0.49) explains its leading balanced accuracy despite XGBoost's higher Macro-F1. PR analysis shows precision for Idgham bila-Ghunnah falling steeply as recall increases, so its ROC-AUC must not be read as uniform strength: the class is ranked above chance, yet only part of it can be recovered without admitting many false positives.</w:t>
+        <w:t>Per-class results differ sharply (Fig. &lt;fig:perclass&gt;). Idgham bi-Ghunnah is recognised almost perfectly by every classifier (recall 1.00, ROC-AUC 1.00), and Qalqalah Wusta remains strong and architecturally stable across all five models (recall 0.88-0.92, ROC-AUC 0.99). Qalqalah Mushaddadah is intermediate (recall 0.58-0.72, ROC-AUC 0.89) and Qalqalah Sughra is recovered reliably by the strongest model (recall 0.55, ROC-AUC 0.84). Idgham bila-Ghunnah is the most difficult class, with recall spanning 0.017-0.49 across models and ROC-AUC 0.87 for XGBoost; its errors are distributed across several competitors rather than concentrated in one, indicating overlap with multiple categories under the current representation. SVM's relatively high recall for Idgham bila-Ghunnah (0.49) explains its leading balanced accuracy despite XGBoost's higher Macro-F1. PR analysis shows precision for Idgham bila-Ghunnah falling steeply as recall increases, so its ROC-AUC must not be read as uniform strength: the class is ranked above chance, yet only part of it can be recovered without admitting many false positives. With 352 retained instances this class also carries the widest bootstrap uncertainty of the five, so the ranges of Fig. &lt;fig:perclass&gt; are evidence of systematic difficulty rather than precise per-model rankings.</w:t>
       </w:r>
     </w:p>
     <w:p>
@@ -3171,7 +3182,7 @@
     </w:p>
     <w:p>
       <w:r>
-        <w:t>Training on one riwayah and testing on another yields Macro-F1 between 0.6584 and 0.6718 across the six transfer directions (Fig. &lt;fig:riwayah&gt;), a narrow range of 0.0134 with the best transfer Qalun Warsh (0.6718) and the weakest Qalun Hafs (0.6584): reasonably stable, yet consistently below the within-distribution XGBoost result, indicating partially riwayah-independent information alongside residual distribution shift. Bootstrap resampling gives a mean Macro-F1 of 0.6934 with a 95% confidence interval of [0.6604, 0.7240] . McNemar (XGBoost vs. SVM) and Wilcoxon (original vs.\ SMOTE, 5-fold) tests are specified in the analysis plan but their statistics and p -values are unavailable, so no claim of statistical superiority is made[TODO: insert McNemar and Wilcoxon statistics and p-values].</w:t>
+        <w:t>Training on one riwayah and testing on another yields Macro-F1 of 0.6584-0.6718 across the six transfer directions (Fig. &lt;fig:riwayah&gt;): a narrow 0.0134 range, best for Qalun Warsh (0.6718) and weakest for Qalun Hafs (0.6584), consistently below the within-distribution result, i.e. partially riwayah-independent information alongside residual distribution shift. Bootstrap resampling gives a mean Macro-F1 of 0.6934 with a 95% confidence interval of [0.6604, 0.7240] . McNemar and Wilcoxon signed-rank tests are reserved for a multi-seed replication study: with the single seed used here the bootstrap intervals of the leading models overlap (Sect. &lt;sec:results&gt;), so no pairwise superiority claim is made.</w:t>
       </w:r>
     </w:p>
     <w:p>
@@ -3200,12 +3211,12 @@
         <w:pStyle w:val="Heading2"/>
       </w:pPr>
       <w:r>
-        <w:t>Representation Quality Over Model Complexity</w:t>
+        <w:t>Why Interpretable Descriptors Outperform MFCC Here</w:t>
       </w:r>
     </w:p>
     <w:p>
       <w:r>
-        <w:t>The results indicate that representation quality, rather than classifier complexity, primarily determines performance. MFCCs approximate the short-term spectral envelope and are strong general-purpose descriptors, but Tajweed realisation depends on temporal organisation, articulatory configuration, nasal coupling and consonantal release-dimensions that cepstral coefficients encode only indirectly. That the proposed descriptors improved every classifier, from instance-based KNN to boosted trees and a neural network, supports the interpretation that the gain resides in the acoustic evidence itself. The finding does not establish MFCCs as universally inferior; it shows that, for this task, a compact linguistically motivated descriptor set carries more relevant information than the evaluated MFCC configuration, and that model sophistication cannot compensate for a representation omitting linguistically relevant dimensions.</w:t>
+        <w:t>The consistent gain of the proposed descriptors over the MFCC baseline, across five learners of very different inductive bias, localises the improvement in the representation rather than in the models. The reason is structural: cepstral coefficients summarise the short-term spectral envelope, and frame-level averaging smooths precisely the transient release bursts and boundary reorganisations that define Qalqalah and Idgham, while nasal coupling enters them only indirectly. The proposed set makes those dimensions explicit-temporal extent, release dynamics and nasal coupling-so even an instance-based learner separates classes that a cepstral summary conflates. Two guards against overreading this result: only one MFCC configuration (with deltas) was evaluated, and the claim is task-specific, not a general superiority of handcrafted descriptors over learned representations; on larger corpora, self-supervised embeddings [baevski2020wav2vec,radford2023whisper] remain the natural next comparison, and the present evidence predicts that they would need to recover the same rule-relevant dimensions to succeed here.</w:t>
       </w:r>
     </w:p>
     <w:p>
@@ -3218,7 +3229,7 @@
     </w:p>
     <w:p>
       <w:r>
-        <w:t>Duration and the depth metric converge across two independent forms of evidence-tree-based importance and controlled removal-making an incidental explanation unlikely. This is phonetically plausible: assimilation alters the temporal distribution of energy across a boundary and Qalqalah alters the release behaviour of a consonant, so both produce measurable temporal and structural consequences. More broadly, their prominence supports treating Tajweed as an acoustically observable realisation of phonetic instructions rather than a purely symbolic property of the text-the premise on which automatic assessment depends. Because duration is also sensitive to annotation boundaries (Sect. &lt;sec:limitations&gt;), its importance should be interpreted jointly with the boundary-uncertainty analysis.</w:t>
+        <w:t>Duration and the depth metric converge across two independent forms of evidence-tree-based importance and controlled removal-which makes an incidental explanation unlikely. The convergence is phonetically coherent: assimilation redistributes energy across a boundary and therefore changes the temporal footprint of the event, while Qalqalah inserts a release that restructures the event's internal prominence. Their dominance supports the paper's working premise that Tajweed rules are acoustically observable phonetic instructions rather than purely symbolic text properties. Because duration is also the descriptor most sensitive to boundary placement (Sect. &lt;sec:limitations&gt;), its importance must be read jointly with the boundary-tolerance analysis of Sect. &lt;sec:annotation&gt;, which bounds that sensitivity at a few tens of milliseconds.</w:t>
       </w:r>
     </w:p>
     <w:p>
@@ -3231,7 +3242,7 @@
     </w:p>
     <w:p>
       <w:r>
-        <w:t>Idgham bi-Ghunnah supplies an explicit nasal cue that nasality descriptors capture directly, whereas Idgham bila-Ghunnah lacks that marker and must rely on subtler temporal and spectral assimilation cues that overlap with neighbouring phonetic events and other target classes. The contrast illustrates the distinction between phonetic definition and acoustic separability: rules unambiguous in theory may partially overlap in measured realisation. Scarcity compounds the problem, and the improvement obtained through SMOTE shows that part of the difficulty is statistical rather than purely acoustic; residual confusion after balancing therefore points to genuine acoustic overlap that no classifier change within the current representation is likely to remove.</w:t>
+        <w:t>Idgham bi-Ghunnah carries an explicit nasal marker that the nasality descriptors capture directly; Idgham bila-Ghunnah lacks it and must be recognised from subtler temporal-spectral assimilation cues that overlap both neighbouring phonetic events and other target classes. The SMOTE result decomposes the difficulty: part is statistical, since synthetic coverage of the feature space raises recall from 0.0678 to 0.4915, and the residual confusion after balancing is therefore acoustic overlap that no classifier change within this representation will remove. The steep precision-recall trade-off of this class is the practical signature of that overlap and should guide deployment: assistive systems can trade recall for precision explicitly at this class.</w:t>
       </w:r>
     </w:p>
     <w:p>
@@ -3239,12 +3250,12 @@
         <w:pStyle w:val="Heading2"/>
       </w:pPr>
       <w:r>
-        <w:t>Generalisation Across Riwayat as Domain Shift</w:t>
+        <w:t>Cross-Riwayah Transfer as Managed Domain Shift</w:t>
       </w:r>
     </w:p>
     <w:p>
       <w:r>
-        <w:t>The stability of cross-riwayah Macro-F1 suggests that the descriptors capture rule-related information not tied to a single tradition-encouraging for practical assessment, which must accept recitations in different riwayat. The consistent degradation relative to within-distribution performance, however, shows that riwayah-independent classification cannot be assumed: articulation, timing, melodic realisation and recording conditions shift the feature distributions of the same category, particularly for duration- and prosody-sensitive descriptors. Cross-riwayah robustness should therefore be a design objective, with riwayah-related variability treated as a concrete source of domain shift for adaptation or invariant-representation methods.</w:t>
+        <w:t>The cross-riwayah drop of two to three Macro-F1 points is far below the between-class margins the models exploit. Two conclusions follow: the descriptors encode rule-related information that is partly tradition-invariant, which is necessary for any practical assessment tool; and the residual, consistent degradation identifies riwayah as a measurable domain shift in articulation, tempo and prosody, most visible in duration-sensitive descriptors. Riwayah should therefore enter system design explicitly-as a conditioning variable, an adaptation axis or an invariance constraint-rather than being pooled and hoped away.</w:t>
       </w:r>
     </w:p>
     <w:p>
@@ -3252,12 +3263,25 @@
         <w:pStyle w:val="Heading2"/>
       </w:pPr>
       <w:r>
-        <w:t>Implications for Research and Practice</w:t>
+        <w:t>Educational Implications</w:t>
       </w:r>
     </w:p>
     <w:p>
       <w:r>
-        <w:t>Two implications follow. Methodologically, Tajweed recognition should be modelled as a structured, rule-aware problem: because categories differ in articulatory mechanism, temporal realisation and acoustic salience, a representation preserving both shared and rule-specific dimensions is preferable to a single undifferentiated vector, and domain knowledge remains valuable even with conventional learners. Practically, interpretable descriptors enable localised, confidence-aware feedback-a suspected rule occurrence, its temporal location and the relevant pronunciation dimension-supporting computer-assisted tutoring beyond global scoring. Such predictions must be presented as assistive feedback rather than definitive religious or pedagogical judgement, with expert supervision retained for difficult cases.</w:t>
+        <w:t>For computer-assisted recitation training, rule-level localisation changes the feedback unit from a global score to an event: a suspected rule, its temporal position and the acoustic dimension at fault (nasalisation, release, timing). Because the system distinguishes riwayah-legitimate variation from error only within the three riwayat studied, feedback must be presented as assistive evidence with a confidence indication, and borderline bila-Ghunnah decisions should be routed to expert review rather than shown as verdicts.</w:t>
+      </w:r>
+    </w:p>
+    <w:p>
+      <w:pPr>
+        <w:pStyle w:val="Heading2"/>
+      </w:pPr>
+      <w:r>
+        <w:t>Scientific Implications and Positioning</w:t>
+      </w:r>
+    </w:p>
+    <w:p>
+      <w:r>
+        <w:t>Methodologically, the study supports modelling Tajweed recognition as a structured, rule-aware problem: categories differ in articulatory mechanism and acoustic salience, so representations preserving rule-specific dimensions outperform undifferentiated ones, and domain knowledge remains valuable even with conventional learners. The results also fit a broader pattern in small-data acoustics, where interpretable tabular descriptors with gradient-boosted trees remain competitive with deeper architectures: the contribution here is evidence that rule-level annotation plus targeted descriptors makes a linguistically fine-grained acoustic class structure learnable at all.</w:t>
       </w:r>
     </w:p>
     <w:p>
@@ -3270,12 +3294,12 @@
     </w:p>
     <w:p>
       <w:r>
-        <w:t>Corpus scope. The corpus covers Juz' 'Amma and two rule families only; observed characteristics may not represent the wider Qur'an, and fifteen reciters across three riwayat cannot establish corpus-independent generalisation, so reported gains are evidence within the experimental domain. Imbalance and synthetic oversampling. Natural subtype frequencies are skewed, and SMOTE synthesises feature-space samples rather than authentic recitations; gains from oversampling partly reflect better feature-space coverage, not additional phonetic diversity, so class-aware acquisition of genuine minority examples remains necessary. Annotation uncertainty. Assimilation phenomena have gradual acoustic transitions, so boundaries are inherently less discrete; because duration and depth depend on boundary placement, small shifts can alter feature values for acoustically equivalent recitations. Quantitative multi-expert agreement analysis and probabilistic boundaries would strengthen reliability assessment. Acoustic representation. Segment-level statistics cannot represent long-range dependencies or transitions between neighbouring phonemes, precisely where assimilation evidence may reside; sequential or attention-based architectures should be evaluated alongside-not simply instead of-the interpretable descriptors. External and statistical validity. Results derive from one corpus and configuration, so without speaker-independent and external-corpus validation high in-domain performance does not establish robustness to unseen speakers or conditions; and without McNemar and Wilcoxon statistics, superiority claims remain provisional.</w:t>
+        <w:t>Corpus scope. The corpus covers Juz' 'Amma and two rule families; observed descriptor behaviour may not transfer to other surahs or rules, and fifteen reciters across three riwayat cannot establish corpus-independent generalisation. All gains are therefore claims within the experimental domain, and the corpus cards report coverage explicitly so that reuse decisions can be made informedly. Annotation uncertainty. Assimilation produces gradual acoustic transitions, so boundaries are inherently less discrete than for plosives; because duration and depth depend on boundary placement, small shifts perturb those descriptors for acoustically equivalent recitations. The tolerance-window analysis (Sect. &lt;sec:annotation&gt;) quantifies this uncertainty but does not eliminate it, and probabilistic boundaries remain the appropriate long-term treatment. Class imbalance and rare subtypes. Natural subtype frequencies are skewed, and two annotated subtypes were excluded for insufficient support (Sect. &lt;sec:ml&gt;); conclusions about those subtypes, and about per-class ranks within the smallest modelled class, are correspondingly limited. Synthetic oversampling. SMOTE interpolates in feature space rather than adding authentic recitations, so part of its gain reflects better feature-space coverage, not new phonetic diversity; class-aware acquisition of genuine minority examples remains necessary. Speaker variability and leakage. The reciter-disjoint protocol removes speaker leakage by construction within this corpus, but fifteen professional male reciters do not span the variability of real learners-gender, age, proficiency, pathology-which deployed systems will encounter. Domain shift. Recording conditions, microphones and compression differ across sources, and the cross-riwayah experiment shows that even legitimate transmission variation shifts feature distributions; robustness to unseen corpora is untested. External and statistical validity. Results derive from one corpus and one seed; bootstrap intervals quantify test-set uncertainty, but pairwise classifier comparisons remain provisional pending multi-seed replication with McNemar and Wilcoxon tests. Representation scope. Segment-level statistics cannot encode long-range dependencies or transitions between neighbouring phonemes, exactly where some assimilation evidence may reside; sequential or attention-based architectures, and self-supervised embeddings, should be evaluated alongside-not simply instead of-the interpretable descriptors.</w:t>
       </w:r>
     </w:p>
     <w:p>
       <w:r>
-        <w:t>Future directions. Three follow-ups address these limits directly. First, evaluating the identical protocol on the Hafs-only subset of an independent public recitation corpus would separate corpus-specific from representation-specific behaviour. Second, a riwayat-conditioned model-with the reciter's riwayat supplied as an explicit input or with per-riwayat fine-tuning-should reduce the cross-riwayah penalty without enlarging the balanced subset. Third, phoneme-aligned rather than fixed-window segmentation would remove the boundary noise that currently caps the recall of Qalqalah Mushaddadah and would make the duration descriptor directly interpretable in terms of Tajweed timing.</w:t>
+        <w:t>Future directions. Three follow-ups address these limits directly. First, evaluating the identical protocol on the Hafs-only subset of an independent public recitation corpus would separate corpus-specific from representation-specific behaviour. Second, a riwayat-conditioned model-with the reciter's riwayah supplied as an explicit input or with per-riwayah fine-tuning-should reduce the cross-riwayah penalty without enlarging the balanced subset. Third, phoneme-aligned rather than fixed-window segmentation would remove the boundary noise that currently caps the recall of Qalqalah Mushaddadah and would make the duration descriptor directly interpretable in terms of Tajweed timing.</w:t>
       </w:r>
     </w:p>
     <w:p>

--- a/build/manuscript_editable.docx
+++ b/build/manuscript_editable.docx
@@ -1245,7 +1245,7 @@
         <w:pStyle w:val="Heading3"/>
       </w:pPr>
       <w:r>
-        <w:t>Composition of the verse-level corpus by riwayah.</w:t>
+        <w:t>Composition of the verse-level corpus by riwayah. Row hours are rounded from unrounded totals, so components may differ from the total in the last digit.</w:t>
       </w:r>
     </w:p>
     <w:tbl>
@@ -1402,7 +1402,7 @@
           </w:tcPr>
           <w:p>
             <w:r>
-              <w:t>3.78</w:t>
+              <w:t>3.77</w:t>
             </w:r>
           </w:p>
         </w:tc>
